--- a/00-首页/题组Word/习题书/第二篇-结构化学/7-结构化学基础-学生版-打印版.docx
+++ b/00-首页/题组Word/习题书/第二篇-结构化学/7-结构化学基础-学生版-打印版.docx
@@ -14933,7 +14933,7 @@
         <w:color w:val="000000"/>
         <w:sz w:val="18"/>
       </w:rPr>
-      <w:t>第二篇 结构化学 · 第7章 结构化学基础</w:t>
+      <w:t>第二篇 结构化学 · 第7章 结构化学基础-学生版</w:t>
     </w:r>
   </w:p>
 </w:hdr>

--- a/00-首页/题组Word/习题书/第二篇-结构化学/7-结构化学基础-学生版-打印版.docx
+++ b/00-首页/题组Word/习题书/第二篇-结构化学/7-结构化学基础-学生版-打印版.docx
@@ -122,12 +122,6 @@
       </w:pPr>
       <w:r>
         <w:rPr>
-          <w:rFonts w:ascii="Times New Roman" w:hAnsi="Times New Roman" w:eastAsia="Times New Roman" w:cs="Times New Roman"/>
-        </w:rPr>
-        <w:t xml:space="preserve">2-2 </w:t>
-      </w:r>
-      <w:r>
-        <w:rPr>
           <w:rFonts w:hint="eastAsia" w:ascii="Times New Roman" w:hAnsi="Times New Roman" w:eastAsia="FangSong" w:cs="Times New Roman"/>
         </w:rPr>
         <w:t>推出二元氧化物</w:t>
@@ -362,7 +356,7 @@
       </w:r>
     </w:p>
     <w:bookmarkEnd w:id="10"/>
-    <w:bookmarkStart w:id="11" w:name="生物无机化学-习题11.3"/>
+    <w:bookmarkStart w:id="11" w:name="生物无机化学"/>
     <w:p>
       <w:pPr>
         <w:pStyle w:val="Heading2"/>
@@ -379,25 +373,7 @@
         <w:rPr>
           <w:rFonts w:hint="eastAsia" w:ascii="Times New Roman" w:hAnsi="Times New Roman" w:eastAsia="SimHei" w:cs="Times New Roman"/>
         </w:rPr>
-        <w:t>生物无机化学</w:t>
-      </w:r>
-      <w:r>
-        <w:rPr>
-          <w:rFonts w:hint="eastAsia" w:ascii="Times New Roman" w:hAnsi="Times New Roman" w:eastAsia="Times New Roman" w:cs="Times New Roman"/>
-        </w:rPr>
-        <w:t>-</w:t>
-      </w:r>
-      <w:r>
-        <w:rPr>
-          <w:rFonts w:hint="eastAsia" w:ascii="Times New Roman" w:hAnsi="Times New Roman" w:eastAsia="SimHei" w:cs="Times New Roman"/>
-        </w:rPr>
-        <w:t>习题</w:t>
-      </w:r>
-      <w:r>
-        <w:rPr>
-          <w:rFonts w:hint="eastAsia" w:ascii="Times New Roman" w:hAnsi="Times New Roman" w:eastAsia="Times New Roman" w:cs="Times New Roman"/>
-        </w:rPr>
-        <w:t>11.3</w:t>
+        <w:t xml:space="preserve">生物无机化学</w:t>
       </w:r>
     </w:p>
     <w:p>
@@ -440,7 +416,7 @@
       </w:r>
     </w:p>
     <w:bookmarkEnd w:id="11"/>
-    <w:bookmarkStart w:id="12" w:name="生物无机化学-习题11.5"/>
+    <w:bookmarkStart w:id="12" w:name="生物无机化学-1"/>
     <w:p>
       <w:pPr>
         <w:pStyle w:val="Heading2"/>
@@ -457,25 +433,7 @@
         <w:rPr>
           <w:rFonts w:hint="eastAsia" w:ascii="Times New Roman" w:hAnsi="Times New Roman" w:eastAsia="SimHei" w:cs="Times New Roman"/>
         </w:rPr>
-        <w:t>生物无机化学</w:t>
-      </w:r>
-      <w:r>
-        <w:rPr>
-          <w:rFonts w:hint="eastAsia" w:ascii="Times New Roman" w:hAnsi="Times New Roman" w:eastAsia="Times New Roman" w:cs="Times New Roman"/>
-        </w:rPr>
-        <w:t>-</w:t>
-      </w:r>
-      <w:r>
-        <w:rPr>
-          <w:rFonts w:hint="eastAsia" w:ascii="Times New Roman" w:hAnsi="Times New Roman" w:eastAsia="SimHei" w:cs="Times New Roman"/>
-        </w:rPr>
-        <w:t>习题</w:t>
-      </w:r>
-      <w:r>
-        <w:rPr>
-          <w:rFonts w:hint="eastAsia" w:ascii="Times New Roman" w:hAnsi="Times New Roman" w:eastAsia="Times New Roman" w:cs="Times New Roman"/>
-        </w:rPr>
-        <w:t>11.5</w:t>
+        <w:t xml:space="preserve">生物无机化学</w:t>
       </w:r>
     </w:p>
     <w:p>
@@ -521,7 +479,7 @@
       </w:r>
     </w:p>
     <w:bookmarkEnd w:id="13"/>
-    <w:bookmarkStart w:id="14" w:name="生物无机化学-习题11.4"/>
+    <w:bookmarkStart w:id="14" w:name="生物无机化学-2"/>
     <w:p>
       <w:pPr>
         <w:pStyle w:val="Heading2"/>
@@ -538,25 +496,7 @@
         <w:rPr>
           <w:rFonts w:hint="eastAsia" w:ascii="Times New Roman" w:hAnsi="Times New Roman" w:eastAsia="SimHei" w:cs="Times New Roman"/>
         </w:rPr>
-        <w:t>生物无机化学</w:t>
-      </w:r>
-      <w:r>
-        <w:rPr>
-          <w:rFonts w:hint="eastAsia" w:ascii="Times New Roman" w:hAnsi="Times New Roman" w:eastAsia="Times New Roman" w:cs="Times New Roman"/>
-        </w:rPr>
-        <w:t>-</w:t>
-      </w:r>
-      <w:r>
-        <w:rPr>
-          <w:rFonts w:hint="eastAsia" w:ascii="Times New Roman" w:hAnsi="Times New Roman" w:eastAsia="SimHei" w:cs="Times New Roman"/>
-        </w:rPr>
-        <w:t>习题</w:t>
-      </w:r>
-      <w:r>
-        <w:rPr>
-          <w:rFonts w:hint="eastAsia" w:ascii="Times New Roman" w:hAnsi="Times New Roman" w:eastAsia="Times New Roman" w:cs="Times New Roman"/>
-        </w:rPr>
-        <w:t>11.4</w:t>
+        <w:t xml:space="preserve">生物无机化学</w:t>
       </w:r>
     </w:p>
     <w:p>
@@ -599,7 +539,7 @@
       </w:r>
     </w:p>
     <w:bookmarkEnd w:id="14"/>
-    <w:bookmarkStart w:id="15" w:name="生物无机化学-习题11.8"/>
+    <w:bookmarkStart w:id="15" w:name="生物无机化学-3"/>
     <w:p>
       <w:pPr>
         <w:pStyle w:val="Heading2"/>
@@ -616,25 +556,7 @@
         <w:rPr>
           <w:rFonts w:hint="eastAsia" w:ascii="Times New Roman" w:hAnsi="Times New Roman" w:eastAsia="SimHei" w:cs="Times New Roman"/>
         </w:rPr>
-        <w:t>生物无机化学</w:t>
-      </w:r>
-      <w:r>
-        <w:rPr>
-          <w:rFonts w:hint="eastAsia" w:ascii="Times New Roman" w:hAnsi="Times New Roman" w:eastAsia="Times New Roman" w:cs="Times New Roman"/>
-        </w:rPr>
-        <w:t>-</w:t>
-      </w:r>
-      <w:r>
-        <w:rPr>
-          <w:rFonts w:hint="eastAsia" w:ascii="Times New Roman" w:hAnsi="Times New Roman" w:eastAsia="SimHei" w:cs="Times New Roman"/>
-        </w:rPr>
-        <w:t>习题</w:t>
-      </w:r>
-      <w:r>
-        <w:rPr>
-          <w:rFonts w:hint="eastAsia" w:ascii="Times New Roman" w:hAnsi="Times New Roman" w:eastAsia="Times New Roman" w:cs="Times New Roman"/>
-        </w:rPr>
-        <w:t>11.8</w:t>
+        <w:t xml:space="preserve">生物无机化学</w:t>
       </w:r>
     </w:p>
     <w:p>
@@ -761,7 +683,7 @@
       </w:r>
     </w:p>
     <w:bookmarkEnd w:id="15"/>
-    <w:bookmarkStart w:id="16" w:name="习题c.1"/>
+    <w:bookmarkStart w:id="16" w:name="分子轨道理论"/>
     <w:p>
       <w:pPr>
         <w:pStyle w:val="Heading2"/>
@@ -778,13 +700,7 @@
         <w:rPr>
           <w:rFonts w:hint="eastAsia" w:ascii="Times New Roman" w:hAnsi="Times New Roman" w:eastAsia="SimHei" w:cs="Times New Roman"/>
         </w:rPr>
-        <w:t>习题</w:t>
-      </w:r>
-      <w:r>
-        <w:rPr>
-          <w:rFonts w:hint="eastAsia" w:ascii="Times New Roman" w:hAnsi="Times New Roman" w:eastAsia="Times New Roman" w:cs="Times New Roman"/>
-        </w:rPr>
-        <w:t>C.1</w:t>
+        <w:t xml:space="preserve">分子轨道理论</w:t>
       </w:r>
     </w:p>
     <w:p>
@@ -838,7 +754,7 @@
       </w:r>
     </w:p>
     <w:bookmarkEnd w:id="16"/>
-    <w:bookmarkStart w:id="17" w:name="习题c.2"/>
+    <w:bookmarkStart w:id="17" w:name="分子轨道理论-1"/>
     <w:p>
       <w:pPr>
         <w:pStyle w:val="Heading2"/>
@@ -855,13 +771,7 @@
         <w:rPr>
           <w:rFonts w:hint="eastAsia" w:ascii="Times New Roman" w:hAnsi="Times New Roman" w:eastAsia="SimHei" w:cs="Times New Roman"/>
         </w:rPr>
-        <w:t>习题</w:t>
-      </w:r>
-      <w:r>
-        <w:rPr>
-          <w:rFonts w:hint="eastAsia" w:ascii="Times New Roman" w:hAnsi="Times New Roman" w:eastAsia="Times New Roman" w:cs="Times New Roman"/>
-        </w:rPr>
-        <w:t>C.2</w:t>
+        <w:t xml:space="preserve">分子轨道理论</w:t>
       </w:r>
     </w:p>
     <w:p>
@@ -1001,15 +911,31 @@
         <w:rPr>
           <w:rFonts w:ascii="Times New Roman" w:hAnsi="Times New Roman" w:eastAsia="Times New Roman" w:cs="Times New Roman"/>
         </w:rPr>
-        <w:t>。 K</w:t>
-      </w:r>
-      <w:r>
-        <w:rPr>
-          <w:rFonts w:ascii="Times New Roman" w:hAnsi="Times New Roman" w:eastAsia="Times New Roman" w:cs="Times New Roman"/>
-          <w:vertAlign w:val="superscript"/>
-        </w:rPr>
-        <w:t>+</w:t>
-      </w:r>
+        <w:t xml:space="preserve">。</w:t>
+      </w:r>
+      <w:r>
+        <w:rPr>
+          <w:rFonts w:ascii="Times New Roman" w:hAnsi="Times New Roman" w:eastAsia="Times New Roman" w:cs="Times New Roman"/>
+        </w:rPr>
+        <w:t xml:space="preserve"> </w:t>
+      </w:r>
+      <m:oMath>
+        <m:sSup>
+          <m:e>
+            <m:r>
+              <m:t>K</m:t>
+            </m:r>
+          </m:e>
+          <m:sup>
+            <m:r>
+              <m:rPr>
+                <m:sty m:val="p"/>
+              </m:rPr>
+              <m:t>+</m:t>
+            </m:r>
+          </m:sup>
+        </m:sSup>
+      </m:oMath>
       <w:r>
         <w:rPr>
           <w:rFonts w:ascii="Times New Roman" w:hAnsi="Times New Roman" w:eastAsia="Times New Roman" w:cs="Times New Roman"/>
@@ -1044,15 +970,25 @@
         <w:rPr>
           <w:rFonts w:ascii="Times New Roman" w:hAnsi="Times New Roman" w:eastAsia="Times New Roman" w:cs="Times New Roman"/>
         </w:rPr>
-        <w:t xml:space="preserve"> K</w:t>
-      </w:r>
-      <w:r>
-        <w:rPr>
-          <w:rFonts w:ascii="Times New Roman" w:hAnsi="Times New Roman" w:eastAsia="Times New Roman" w:cs="Times New Roman"/>
-          <w:vertAlign w:val="superscript"/>
-        </w:rPr>
-        <w:t>+</w:t>
-      </w:r>
+        <w:t xml:space="preserve"> </w:t>
+      </w:r>
+      <m:oMath>
+        <m:sSup>
+          <m:e>
+            <m:r>
+              <m:t>K</m:t>
+            </m:r>
+          </m:e>
+          <m:sup>
+            <m:r>
+              <m:rPr>
+                <m:sty m:val="p"/>
+              </m:rPr>
+              <m:t>+</m:t>
+            </m:r>
+          </m:sup>
+        </m:sSup>
+      </m:oMath>
       <w:r>
         <w:rPr>
           <w:rFonts w:ascii="Times New Roman" w:hAnsi="Times New Roman" w:eastAsia="Times New Roman" w:cs="Times New Roman"/>
@@ -1069,15 +1005,28 @@
         <w:rPr>
           <w:rFonts w:ascii="Times New Roman" w:hAnsi="Times New Roman" w:eastAsia="Times New Roman" w:cs="Times New Roman"/>
         </w:rPr>
-        <w:t xml:space="preserve"> Cl</w:t>
-      </w:r>
-      <w:r>
-        <w:rPr>
-          <w:rFonts w:ascii="Times New Roman" w:hAnsi="Times New Roman" w:eastAsia="Times New Roman" w:cs="Times New Roman"/>
-          <w:vertAlign w:val="superscript"/>
-        </w:rPr>
-        <w:t>-</w:t>
-      </w:r>
+        <w:t xml:space="preserve"> </w:t>
+      </w:r>
+      <m:oMath>
+        <m:r>
+          <m:t>C</m:t>
+        </m:r>
+        <m:sSup>
+          <m:e>
+            <m:r>
+              <m:t>l</m:t>
+            </m:r>
+          </m:e>
+          <m:sup>
+            <m:r>
+              <m:rPr>
+                <m:sty m:val="p"/>
+              </m:rPr>
+              <m:t>−</m:t>
+            </m:r>
+          </m:sup>
+        </m:sSup>
+      </m:oMath>
       <w:r>
         <w:rPr>
           <w:rFonts w:ascii="Times New Roman" w:hAnsi="Times New Roman" w:eastAsia="Times New Roman" w:cs="Times New Roman"/>
@@ -1191,15 +1140,25 @@
         <w:rPr>
           <w:rFonts w:ascii="Times New Roman" w:hAnsi="Times New Roman" w:eastAsia="Times New Roman" w:cs="Times New Roman"/>
         </w:rPr>
-        <w:t xml:space="preserve"> e</w:t>
-      </w:r>
-      <w:r>
-        <w:rPr>
-          <w:rFonts w:ascii="Times New Roman" w:hAnsi="Times New Roman" w:eastAsia="Times New Roman" w:cs="Times New Roman"/>
-          <w:vertAlign w:val="superscript"/>
-        </w:rPr>
-        <w:t>-</w:t>
-      </w:r>
+        <w:t xml:space="preserve"> </w:t>
+      </w:r>
+      <m:oMath>
+        <m:sSup>
+          <m:e>
+            <m:r>
+              <m:t>e</m:t>
+            </m:r>
+          </m:e>
+          <m:sup>
+            <m:r>
+              <m:rPr>
+                <m:sty m:val="p"/>
+              </m:rPr>
+              <m:t>−</m:t>
+            </m:r>
+          </m:sup>
+        </m:sSup>
+      </m:oMath>
       <w:r>
         <w:rPr>
           <w:rFonts w:ascii="Times New Roman" w:hAnsi="Times New Roman" w:eastAsia="Times New Roman" w:cs="Times New Roman"/>
@@ -1216,20 +1175,39 @@
         <w:rPr>
           <w:rFonts w:ascii="Times New Roman" w:hAnsi="Times New Roman" w:eastAsia="Times New Roman" w:cs="Times New Roman"/>
         </w:rPr>
-        <w:t xml:space="preserve"> Cl</w:t>
-      </w:r>
-      <w:r>
-        <w:rPr>
-          <w:rFonts w:ascii="Times New Roman" w:hAnsi="Times New Roman" w:eastAsia="Times New Roman" w:cs="Times New Roman"/>
-          <w:vertAlign w:val="superscript"/>
-        </w:rPr>
-        <w:t>-</w:t>
-      </w:r>
-      <w:r>
-        <w:rPr>
-          <w:rFonts w:ascii="Times New Roman" w:hAnsi="Times New Roman" w:eastAsia="Times New Roman" w:cs="Times New Roman"/>
-        </w:rPr>
-        <w:t xml:space="preserve"> , </w:t>
+        <w:t xml:space="preserve"> </w:t>
+      </w:r>
+      <m:oMath>
+        <m:r>
+          <m:t>C</m:t>
+        </m:r>
+        <m:sSup>
+          <m:e>
+            <m:r>
+              <m:t>l</m:t>
+            </m:r>
+          </m:e>
+          <m:sup>
+            <m:r>
+              <m:rPr>
+                <m:sty m:val="p"/>
+              </m:rPr>
+              <m:t>−</m:t>
+            </m:r>
+          </m:sup>
+        </m:sSup>
+      </m:oMath>
+      <w:r>
+        <w:rPr>
+          <w:rFonts w:ascii="Times New Roman" w:hAnsi="Times New Roman" w:eastAsia="Times New Roman" w:cs="Times New Roman"/>
+        </w:rPr>
+        <w:t xml:space="preserve"> </w:t>
+      </w:r>
+      <w:r>
+        <w:rPr>
+          <w:rFonts w:ascii="Times New Roman" w:hAnsi="Times New Roman" w:eastAsia="Times New Roman" w:cs="Times New Roman"/>
+        </w:rPr>
+        <w:t xml:space="preserve">, </w:t>
       </w:r>
       <w:r>
         <w:rPr>
@@ -1372,15 +1350,28 @@
         <w:rPr>
           <w:rFonts w:ascii="Times New Roman" w:hAnsi="Times New Roman" w:eastAsia="Times New Roman" w:cs="Times New Roman"/>
         </w:rPr>
-        <w:t xml:space="preserve"> Cl</w:t>
-      </w:r>
-      <w:r>
-        <w:rPr>
-          <w:rFonts w:ascii="Times New Roman" w:hAnsi="Times New Roman" w:eastAsia="Times New Roman" w:cs="Times New Roman"/>
-          <w:vertAlign w:val="superscript"/>
-        </w:rPr>
-        <w:t>-</w:t>
-      </w:r>
+        <w:t xml:space="preserve"> </w:t>
+      </w:r>
+      <m:oMath>
+        <m:r>
+          <m:t>C</m:t>
+        </m:r>
+        <m:sSup>
+          <m:e>
+            <m:r>
+              <m:t>l</m:t>
+            </m:r>
+          </m:e>
+          <m:sup>
+            <m:r>
+              <m:rPr>
+                <m:sty m:val="p"/>
+              </m:rPr>
+              <m:t>−</m:t>
+            </m:r>
+          </m:sup>
+        </m:sSup>
+      </m:oMath>
       <w:r>
         <w:rPr>
           <w:rFonts w:ascii="Times New Roman" w:hAnsi="Times New Roman" w:eastAsia="Times New Roman" w:cs="Times New Roman"/>
@@ -1415,15 +1406,25 @@
         <w:rPr>
           <w:rFonts w:ascii="Times New Roman" w:hAnsi="Times New Roman" w:eastAsia="Times New Roman" w:cs="Times New Roman"/>
         </w:rPr>
-        <w:t xml:space="preserve"> e</w:t>
-      </w:r>
-      <w:r>
-        <w:rPr>
-          <w:rFonts w:ascii="Times New Roman" w:hAnsi="Times New Roman" w:eastAsia="Times New Roman" w:cs="Times New Roman"/>
-          <w:vertAlign w:val="superscript"/>
-        </w:rPr>
-        <w:t>-</w:t>
-      </w:r>
+        <w:t xml:space="preserve"> </w:t>
+      </w:r>
+      <m:oMath>
+        <m:sSup>
+          <m:e>
+            <m:r>
+              <m:t>e</m:t>
+            </m:r>
+          </m:e>
+          <m:sup>
+            <m:r>
+              <m:rPr>
+                <m:sty m:val="p"/>
+              </m:rPr>
+              <m:t>−</m:t>
+            </m:r>
+          </m:sup>
+        </m:sSup>
+      </m:oMath>
       <w:r>
         <w:rPr>
           <w:rFonts w:ascii="Times New Roman" w:hAnsi="Times New Roman" w:eastAsia="Times New Roman" w:cs="Times New Roman"/>
@@ -1830,7 +1831,7 @@
       </w:r>
     </w:p>
     <w:bookmarkEnd w:id="17"/>
-    <w:bookmarkStart w:id="18" w:name="习题c.4"/>
+    <w:bookmarkStart w:id="18" w:name="原子轨道"/>
     <w:p>
       <w:pPr>
         <w:pStyle w:val="Heading2"/>
@@ -1847,13 +1848,7 @@
         <w:rPr>
           <w:rFonts w:hint="eastAsia" w:ascii="Times New Roman" w:hAnsi="Times New Roman" w:eastAsia="SimHei" w:cs="Times New Roman"/>
         </w:rPr>
-        <w:t>习题</w:t>
-      </w:r>
-      <w:r>
-        <w:rPr>
-          <w:rFonts w:hint="eastAsia" w:ascii="Times New Roman" w:hAnsi="Times New Roman" w:eastAsia="Times New Roman" w:cs="Times New Roman"/>
-        </w:rPr>
-        <w:t>C.4</w:t>
+        <w:t xml:space="preserve">原子轨道</w:t>
       </w:r>
     </w:p>
     <w:p>
@@ -2338,7 +2333,7 @@
       </w:r>
     </w:p>
     <w:bookmarkEnd w:id="18"/>
-    <w:bookmarkStart w:id="19" w:name="习题c.5"/>
+    <w:bookmarkStart w:id="19" w:name="电离能"/>
     <w:p>
       <w:pPr>
         <w:pStyle w:val="Heading2"/>
@@ -2355,13 +2350,7 @@
         <w:rPr>
           <w:rFonts w:hint="eastAsia" w:ascii="Times New Roman" w:hAnsi="Times New Roman" w:eastAsia="SimHei" w:cs="Times New Roman"/>
         </w:rPr>
-        <w:t>习题</w:t>
-      </w:r>
-      <w:r>
-        <w:rPr>
-          <w:rFonts w:hint="eastAsia" w:ascii="Times New Roman" w:hAnsi="Times New Roman" w:eastAsia="Times New Roman" w:cs="Times New Roman"/>
-        </w:rPr>
-        <w:t>C.5</w:t>
+        <w:t xml:space="preserve">电离能</w:t>
       </w:r>
     </w:p>
     <w:p>
@@ -2759,7 +2748,7 @@
       </w:r>
     </w:p>
     <w:bookmarkEnd w:id="19"/>
-    <w:bookmarkStart w:id="20" w:name="习题c.6"/>
+    <w:bookmarkStart w:id="20" w:name="分子轨道理论-2"/>
     <w:p>
       <w:pPr>
         <w:pStyle w:val="Heading2"/>
@@ -2776,13 +2765,7 @@
         <w:rPr>
           <w:rFonts w:hint="eastAsia" w:ascii="Times New Roman" w:hAnsi="Times New Roman" w:eastAsia="SimHei" w:cs="Times New Roman"/>
         </w:rPr>
-        <w:t>习题</w:t>
-      </w:r>
-      <w:r>
-        <w:rPr>
-          <w:rFonts w:hint="eastAsia" w:ascii="Times New Roman" w:hAnsi="Times New Roman" w:eastAsia="Times New Roman" w:cs="Times New Roman"/>
-        </w:rPr>
-        <w:t>C.6</w:t>
+        <w:t xml:space="preserve">分子轨道理论</w:t>
       </w:r>
     </w:p>
     <w:p>
@@ -3004,7 +2987,7 @@
       </w:r>
     </w:p>
     <w:bookmarkEnd w:id="20"/>
-    <w:bookmarkStart w:id="24" w:name="习题c.7"/>
+    <w:bookmarkStart w:id="24" w:name="分子轨道理论-3"/>
     <w:p>
       <w:pPr>
         <w:pStyle w:val="Heading2"/>
@@ -3021,13 +3004,7 @@
         <w:rPr>
           <w:rFonts w:hint="eastAsia" w:ascii="Times New Roman" w:hAnsi="Times New Roman" w:eastAsia="SimHei" w:cs="Times New Roman"/>
         </w:rPr>
-        <w:t>习题</w:t>
-      </w:r>
-      <w:r>
-        <w:rPr>
-          <w:rFonts w:hint="eastAsia" w:ascii="Times New Roman" w:hAnsi="Times New Roman" w:eastAsia="Times New Roman" w:cs="Times New Roman"/>
-        </w:rPr>
-        <w:t>C.7</w:t>
+        <w:t xml:space="preserve">分子轨道理论</w:t>
       </w:r>
     </w:p>
     <w:p>
@@ -3405,19 +3382,26 @@
           <w:numId w:val="1005"/>
         </w:numPr>
       </w:pPr>
-      <w:r>
-        <w:rPr>
-          <w:rFonts w:ascii="Times New Roman" w:hAnsi="Times New Roman" w:eastAsia="Times New Roman" w:cs="Times New Roman"/>
-        </w:rPr>
-        <w:t>NO</w:t>
-      </w:r>
-      <w:r>
-        <w:rPr>
-          <w:rFonts w:ascii="Times New Roman" w:hAnsi="Times New Roman" w:eastAsia="Times New Roman" w:cs="Times New Roman"/>
-          <w:vertAlign w:val="superscript"/>
-        </w:rPr>
-        <w:t>+</w:t>
-      </w:r>
+      <m:oMath>
+        <m:r>
+          <m:t>N</m:t>
+        </m:r>
+        <m:sSup>
+          <m:e>
+            <m:r>
+              <m:t>O</m:t>
+            </m:r>
+          </m:e>
+          <m:sup>
+            <m:r>
+              <m:rPr>
+                <m:sty m:val="p"/>
+              </m:rPr>
+              <m:t>+</m:t>
+            </m:r>
+          </m:sup>
+        </m:sSup>
+      </m:oMath>
       <w:r>
         <w:rPr>
           <w:rFonts w:ascii="Times New Roman" w:hAnsi="Times New Roman" w:eastAsia="Times New Roman" w:cs="Times New Roman"/>
@@ -3456,19 +3440,26 @@
           <w:numId w:val="1005"/>
         </w:numPr>
       </w:pPr>
-      <w:r>
-        <w:rPr>
-          <w:rFonts w:ascii="Times New Roman" w:hAnsi="Times New Roman" w:eastAsia="Times New Roman" w:cs="Times New Roman"/>
-        </w:rPr>
-        <w:t>NO</w:t>
-      </w:r>
-      <w:r>
-        <w:rPr>
-          <w:rFonts w:ascii="Times New Roman" w:hAnsi="Times New Roman" w:eastAsia="Times New Roman" w:cs="Times New Roman"/>
-          <w:vertAlign w:val="superscript"/>
-        </w:rPr>
-        <w:t>+</w:t>
-      </w:r>
+      <m:oMath>
+        <m:r>
+          <m:t>N</m:t>
+        </m:r>
+        <m:sSup>
+          <m:e>
+            <m:r>
+              <m:t>O</m:t>
+            </m:r>
+          </m:e>
+          <m:sup>
+            <m:r>
+              <m:rPr>
+                <m:sty m:val="p"/>
+              </m:rPr>
+              <m:t>+</m:t>
+            </m:r>
+          </m:sup>
+        </m:sSup>
+      </m:oMath>
       <w:r>
         <w:rPr>
           <w:rFonts w:ascii="Times New Roman" w:hAnsi="Times New Roman" w:eastAsia="Times New Roman" w:cs="Times New Roman"/>
@@ -4009,15 +4000,31 @@
         <w:rPr>
           <w:rFonts w:ascii="Times New Roman" w:hAnsi="Times New Roman" w:eastAsia="Times New Roman" w:cs="Times New Roman"/>
         </w:rPr>
-        <w:t xml:space="preserve"> NaNO</w:t>
-      </w:r>
-      <w:r>
-        <w:rPr>
-          <w:rFonts w:ascii="Times New Roman" w:hAnsi="Times New Roman" w:eastAsia="Times New Roman" w:cs="Times New Roman"/>
-          <w:vertAlign w:val="subscript"/>
-        </w:rPr>
-        <w:t>2</w:t>
-      </w:r>
+        <w:t xml:space="preserve"> </w:t>
+      </w:r>
+      <m:oMath>
+        <m:r>
+          <m:t>N</m:t>
+        </m:r>
+        <m:r>
+          <m:t>a</m:t>
+        </m:r>
+        <m:r>
+          <m:t>N</m:t>
+        </m:r>
+        <m:sSub>
+          <m:e>
+            <m:r>
+              <m:t>O</m:t>
+            </m:r>
+          </m:e>
+          <m:sub>
+            <m:r>
+              <m:t>2</m:t>
+            </m:r>
+          </m:sub>
+        </m:sSub>
+      </m:oMath>
       <w:r>
         <w:rPr>
           <w:rFonts w:ascii="Times New Roman" w:hAnsi="Times New Roman" w:eastAsia="Times New Roman" w:cs="Times New Roman"/>
@@ -4360,7 +4367,7 @@
       </w:r>
     </w:p>
     <w:bookmarkEnd w:id="24"/>
-    <w:bookmarkStart w:id="25" w:name="习题c.8"/>
+    <w:bookmarkStart w:id="25" w:name="分子的对称性判断"/>
     <w:p>
       <w:pPr>
         <w:pStyle w:val="Heading2"/>
@@ -4377,13 +4384,7 @@
         <w:rPr>
           <w:rFonts w:hint="eastAsia" w:ascii="Times New Roman" w:hAnsi="Times New Roman" w:eastAsia="SimHei" w:cs="Times New Roman"/>
         </w:rPr>
-        <w:t>习题</w:t>
-      </w:r>
-      <w:r>
-        <w:rPr>
-          <w:rFonts w:hint="eastAsia" w:ascii="Times New Roman" w:hAnsi="Times New Roman" w:eastAsia="Times New Roman" w:cs="Times New Roman"/>
-        </w:rPr>
-        <w:t>C.8</w:t>
+        <w:t xml:space="preserve">分子的对称性判断</w:t>
       </w:r>
     </w:p>
     <w:p>
@@ -4511,7 +4512,7 @@
       </w:r>
     </w:p>
     <w:bookmarkEnd w:id="25"/>
-    <w:bookmarkStart w:id="26" w:name="习题c.9"/>
+    <w:bookmarkStart w:id="26" w:name="对映异构"/>
     <w:p>
       <w:pPr>
         <w:pStyle w:val="Heading2"/>
@@ -4528,13 +4529,7 @@
         <w:rPr>
           <w:rFonts w:hint="eastAsia" w:ascii="Times New Roman" w:hAnsi="Times New Roman" w:eastAsia="SimHei" w:cs="Times New Roman"/>
         </w:rPr>
-        <w:t>习题</w:t>
-      </w:r>
-      <w:r>
-        <w:rPr>
-          <w:rFonts w:hint="eastAsia" w:ascii="Times New Roman" w:hAnsi="Times New Roman" w:eastAsia="Times New Roman" w:cs="Times New Roman"/>
-        </w:rPr>
-        <w:t>C.9</w:t>
+        <w:t xml:space="preserve">对映异构</w:t>
       </w:r>
     </w:p>
     <w:p>
@@ -4721,7 +4716,7 @@
       </w:r>
     </w:p>
     <w:bookmarkEnd w:id="26"/>
-    <w:bookmarkStart w:id="27" w:name="习题c.10"/>
+    <w:bookmarkStart w:id="27" w:name="分子的对称性判断-1"/>
     <w:p>
       <w:pPr>
         <w:pStyle w:val="Heading2"/>
@@ -4738,13 +4733,7 @@
         <w:rPr>
           <w:rFonts w:hint="eastAsia" w:ascii="Times New Roman" w:hAnsi="Times New Roman" w:eastAsia="SimHei" w:cs="Times New Roman"/>
         </w:rPr>
-        <w:t>习题</w:t>
-      </w:r>
-      <w:r>
-        <w:rPr>
-          <w:rFonts w:hint="eastAsia" w:ascii="Times New Roman" w:hAnsi="Times New Roman" w:eastAsia="Times New Roman" w:cs="Times New Roman"/>
-        </w:rPr>
-        <w:t>C.10</w:t>
+        <w:t xml:space="preserve">分子的对称性判断</w:t>
       </w:r>
     </w:p>
     <w:p>
@@ -4803,15 +4792,22 @@
         <w:rPr>
           <w:rFonts w:ascii="Times New Roman" w:hAnsi="Times New Roman" w:eastAsia="Times New Roman" w:cs="Times New Roman"/>
         </w:rPr>
-        <w:t xml:space="preserve"> P</w:t>
-      </w:r>
-      <w:r>
-        <w:rPr>
-          <w:rFonts w:ascii="Times New Roman" w:hAnsi="Times New Roman" w:eastAsia="Times New Roman" w:cs="Times New Roman"/>
-          <w:vertAlign w:val="subscript"/>
-        </w:rPr>
-        <w:t>4</w:t>
-      </w:r>
+        <w:t xml:space="preserve"> </w:t>
+      </w:r>
+      <m:oMath>
+        <m:sSub>
+          <m:e>
+            <m:r>
+              <m:t>P</m:t>
+            </m:r>
+          </m:e>
+          <m:sub>
+            <m:r>
+              <m:t>4</m:t>
+            </m:r>
+          </m:sub>
+        </m:sSub>
+      </m:oMath>
       <w:r>
         <w:rPr>
           <w:rFonts w:ascii="Times New Roman" w:hAnsi="Times New Roman" w:eastAsia="Times New Roman" w:cs="Times New Roman"/>
@@ -4828,15 +4824,25 @@
         <w:rPr>
           <w:rFonts w:ascii="Times New Roman" w:hAnsi="Times New Roman" w:eastAsia="Times New Roman" w:cs="Times New Roman"/>
         </w:rPr>
-        <w:t xml:space="preserve"> As</w:t>
-      </w:r>
-      <w:r>
-        <w:rPr>
-          <w:rFonts w:ascii="Times New Roman" w:hAnsi="Times New Roman" w:eastAsia="Times New Roman" w:cs="Times New Roman"/>
-          <w:vertAlign w:val="subscript"/>
-        </w:rPr>
-        <w:t>4</w:t>
-      </w:r>
+        <w:t xml:space="preserve"> </w:t>
+      </w:r>
+      <m:oMath>
+        <m:r>
+          <m:t>A</m:t>
+        </m:r>
+        <m:sSub>
+          <m:e>
+            <m:r>
+              <m:t>s</m:t>
+            </m:r>
+          </m:e>
+          <m:sub>
+            <m:r>
+              <m:t>4</m:t>
+            </m:r>
+          </m:sub>
+        </m:sSub>
+      </m:oMath>
       <w:r>
         <w:rPr>
           <w:rFonts w:ascii="Times New Roman" w:hAnsi="Times New Roman" w:eastAsia="Times New Roman" w:cs="Times New Roman"/>
@@ -4853,15 +4859,25 @@
         <w:rPr>
           <w:rFonts w:ascii="Times New Roman" w:hAnsi="Times New Roman" w:eastAsia="Times New Roman" w:cs="Times New Roman"/>
         </w:rPr>
-        <w:t xml:space="preserve"> CH</w:t>
-      </w:r>
-      <w:r>
-        <w:rPr>
-          <w:rFonts w:ascii="Times New Roman" w:hAnsi="Times New Roman" w:eastAsia="Times New Roman" w:cs="Times New Roman"/>
-          <w:vertAlign w:val="subscript"/>
-        </w:rPr>
-        <w:t>4</w:t>
-      </w:r>
+        <w:t xml:space="preserve"> </w:t>
+      </w:r>
+      <m:oMath>
+        <m:r>
+          <m:t>C</m:t>
+        </m:r>
+        <m:sSub>
+          <m:e>
+            <m:r>
+              <m:t>H</m:t>
+            </m:r>
+          </m:e>
+          <m:sub>
+            <m:r>
+              <m:t>4</m:t>
+            </m:r>
+          </m:sub>
+        </m:sSub>
+      </m:oMath>
       <w:r>
         <w:rPr>
           <w:rFonts w:ascii="Times New Roman" w:hAnsi="Times New Roman" w:eastAsia="Times New Roman" w:cs="Times New Roman"/>
@@ -4878,15 +4894,25 @@
         <w:rPr>
           <w:rFonts w:ascii="Times New Roman" w:hAnsi="Times New Roman" w:eastAsia="Times New Roman" w:cs="Times New Roman"/>
         </w:rPr>
-        <w:t xml:space="preserve"> CX</w:t>
-      </w:r>
-      <w:r>
-        <w:rPr>
-          <w:rFonts w:ascii="Times New Roman" w:hAnsi="Times New Roman" w:eastAsia="Times New Roman" w:cs="Times New Roman"/>
-          <w:vertAlign w:val="subscript"/>
-        </w:rPr>
-        <w:t>4</w:t>
-      </w:r>
+        <w:t xml:space="preserve"> </w:t>
+      </w:r>
+      <m:oMath>
+        <m:r>
+          <m:t>C</m:t>
+        </m:r>
+        <m:sSub>
+          <m:e>
+            <m:r>
+              <m:t>X</m:t>
+            </m:r>
+          </m:e>
+          <m:sub>
+            <m:r>
+              <m:t>4</m:t>
+            </m:r>
+          </m:sub>
+        </m:sSub>
+      </m:oMath>
       <w:r>
         <w:rPr>
           <w:rFonts w:ascii="Times New Roman" w:hAnsi="Times New Roman" w:eastAsia="Times New Roman" w:cs="Times New Roman"/>
@@ -4903,15 +4929,28 @@
         <w:rPr>
           <w:rFonts w:ascii="Times New Roman" w:hAnsi="Times New Roman" w:eastAsia="Times New Roman" w:cs="Times New Roman"/>
         </w:rPr>
-        <w:t xml:space="preserve"> SiF</w:t>
-      </w:r>
-      <w:r>
-        <w:rPr>
-          <w:rFonts w:ascii="Times New Roman" w:hAnsi="Times New Roman" w:eastAsia="Times New Roman" w:cs="Times New Roman"/>
-          <w:vertAlign w:val="subscript"/>
-        </w:rPr>
-        <w:t>4</w:t>
-      </w:r>
+        <w:t xml:space="preserve"> </w:t>
+      </w:r>
+      <m:oMath>
+        <m:r>
+          <m:t>S</m:t>
+        </m:r>
+        <m:r>
+          <m:t>i</m:t>
+        </m:r>
+        <m:sSub>
+          <m:e>
+            <m:r>
+              <m:t>F</m:t>
+            </m:r>
+          </m:e>
+          <m:sub>
+            <m:r>
+              <m:t>4</m:t>
+            </m:r>
+          </m:sub>
+        </m:sSub>
+      </m:oMath>
       <w:r>
         <w:rPr>
           <w:rFonts w:ascii="Times New Roman" w:hAnsi="Times New Roman" w:eastAsia="Times New Roman" w:cs="Times New Roman"/>
@@ -5263,20 +5302,42 @@
         <w:rPr>
           <w:rFonts w:ascii="Times New Roman" w:hAnsi="Times New Roman" w:eastAsia="Times New Roman" w:cs="Times New Roman"/>
         </w:rPr>
-        <w:t xml:space="preserve"> (f) SF</w:t>
-      </w:r>
-      <w:r>
-        <w:rPr>
-          <w:rFonts w:ascii="Times New Roman" w:hAnsi="Times New Roman" w:eastAsia="Times New Roman" w:cs="Times New Roman"/>
-          <w:vertAlign w:val="subscript"/>
-        </w:rPr>
-        <w:t>6</w:t>
-      </w:r>
-      <w:r>
-        <w:rPr>
-          <w:rFonts w:ascii="Times New Roman" w:hAnsi="Times New Roman" w:eastAsia="Times New Roman" w:cs="Times New Roman"/>
-        </w:rPr>
-        <w:t xml:space="preserve"> .</w:t>
+        <w:t xml:space="preserve"> (f)</w:t>
+      </w:r>
+      <w:r>
+        <w:rPr>
+          <w:rFonts w:ascii="Times New Roman" w:hAnsi="Times New Roman" w:eastAsia="Times New Roman" w:cs="Times New Roman"/>
+        </w:rPr>
+        <w:t xml:space="preserve"> </w:t>
+      </w:r>
+      <m:oMath>
+        <m:r>
+          <m:t>S</m:t>
+        </m:r>
+        <m:sSub>
+          <m:e>
+            <m:r>
+              <m:t>F</m:t>
+            </m:r>
+          </m:e>
+          <m:sub>
+            <m:r>
+              <m:t>6</m:t>
+            </m:r>
+          </m:sub>
+        </m:sSub>
+      </m:oMath>
+      <w:r>
+        <w:rPr>
+          <w:rFonts w:ascii="Times New Roman" w:hAnsi="Times New Roman" w:eastAsia="Times New Roman" w:cs="Times New Roman"/>
+        </w:rPr>
+        <w:t xml:space="preserve"> </w:t>
+      </w:r>
+      <w:r>
+        <w:rPr>
+          <w:rFonts w:ascii="Times New Roman" w:hAnsi="Times New Roman" w:eastAsia="Times New Roman" w:cs="Times New Roman"/>
+        </w:rPr>
+        <w:t xml:space="preserve">.</w:t>
       </w:r>
     </w:p>
     <w:p>
@@ -5348,7 +5409,7 @@
       </w:r>
     </w:p>
     <w:bookmarkEnd w:id="27"/>
-    <w:bookmarkStart w:id="28" w:name="习题c.11"/>
+    <w:bookmarkStart w:id="28" w:name="原子轨道-1"/>
     <w:p>
       <w:pPr>
         <w:pStyle w:val="Heading2"/>
@@ -5365,13 +5426,7 @@
         <w:rPr>
           <w:rFonts w:hint="eastAsia" w:ascii="Times New Roman" w:hAnsi="Times New Roman" w:eastAsia="SimHei" w:cs="Times New Roman"/>
         </w:rPr>
-        <w:t>习题</w:t>
-      </w:r>
-      <w:r>
-        <w:rPr>
-          <w:rFonts w:hint="eastAsia" w:ascii="Times New Roman" w:hAnsi="Times New Roman" w:eastAsia="Times New Roman" w:cs="Times New Roman"/>
-        </w:rPr>
-        <w:t>C.11</w:t>
+        <w:t xml:space="preserve">原子轨道</w:t>
       </w:r>
     </w:p>
     <w:p>
@@ -5593,122 +5648,308 @@
         <w:rPr>
           <w:rFonts w:ascii="Times New Roman" w:hAnsi="Times New Roman" w:eastAsia="Times New Roman" w:cs="Times New Roman"/>
         </w:rPr>
-        <w:t>(3) NiCl</w:t>
-      </w:r>
-      <w:r>
-        <w:rPr>
-          <w:rFonts w:ascii="Times New Roman" w:hAnsi="Times New Roman" w:eastAsia="Times New Roman" w:cs="Times New Roman"/>
-          <w:vertAlign w:val="subscript"/>
-        </w:rPr>
-        <w:t>4</w:t>
-      </w:r>
-      <w:r>
-        <w:rPr>
-          <w:rFonts w:ascii="Times New Roman" w:hAnsi="Times New Roman" w:eastAsia="Times New Roman" w:cs="Times New Roman"/>
-          <w:vertAlign w:val="superscript"/>
-        </w:rPr>
-        <w:t>2-</w:t>
-      </w:r>
-      <w:r>
-        <w:rPr>
-          <w:rFonts w:ascii="Times New Roman" w:hAnsi="Times New Roman" w:eastAsia="Times New Roman" w:cs="Times New Roman"/>
-        </w:rPr>
-        <w:t xml:space="preserve"> (4) PtCl</w:t>
-      </w:r>
-      <w:r>
-        <w:rPr>
-          <w:rFonts w:ascii="Times New Roman" w:hAnsi="Times New Roman" w:eastAsia="Times New Roman" w:cs="Times New Roman"/>
-          <w:vertAlign w:val="subscript"/>
-        </w:rPr>
-        <w:t>4</w:t>
-      </w:r>
-      <w:r>
-        <w:rPr>
-          <w:rFonts w:ascii="Times New Roman" w:hAnsi="Times New Roman" w:eastAsia="Times New Roman" w:cs="Times New Roman"/>
-          <w:vertAlign w:val="superscript"/>
-        </w:rPr>
-        <w:t>2-</w:t>
-      </w:r>
-      <w:r>
-        <w:rPr>
-          <w:rFonts w:ascii="Times New Roman" w:hAnsi="Times New Roman" w:eastAsia="Times New Roman" w:cs="Times New Roman"/>
-        </w:rPr>
-        <w:t xml:space="preserve"> (5) ICl</w:t>
-      </w:r>
-      <w:r>
-        <w:rPr>
-          <w:rFonts w:ascii="Times New Roman" w:hAnsi="Times New Roman" w:eastAsia="Times New Roman" w:cs="Times New Roman"/>
-          <w:vertAlign w:val="subscript"/>
-        </w:rPr>
-        <w:t>4</w:t>
-      </w:r>
-      <w:r>
-        <w:rPr>
-          <w:rFonts w:ascii="Times New Roman" w:hAnsi="Times New Roman" w:eastAsia="Times New Roman" w:cs="Times New Roman"/>
-          <w:vertAlign w:val="superscript"/>
-        </w:rPr>
-        <w:t>-</w:t>
-      </w:r>
-      <w:r>
-        <w:rPr>
-          <w:rFonts w:ascii="Times New Roman" w:hAnsi="Times New Roman" w:eastAsia="Times New Roman" w:cs="Times New Roman"/>
-        </w:rPr>
-        <w:t xml:space="preserve"> (6) BeF</w:t>
-      </w:r>
-      <w:r>
-        <w:rPr>
-          <w:rFonts w:ascii="Times New Roman" w:hAnsi="Times New Roman" w:eastAsia="Times New Roman" w:cs="Times New Roman"/>
-          <w:vertAlign w:val="subscript"/>
-        </w:rPr>
-        <w:t>4</w:t>
-      </w:r>
-      <w:r>
-        <w:rPr>
-          <w:rFonts w:ascii="Times New Roman" w:hAnsi="Times New Roman" w:eastAsia="Times New Roman" w:cs="Times New Roman"/>
-          <w:vertAlign w:val="superscript"/>
-        </w:rPr>
-        <w:t>2-</w:t>
-      </w:r>
-      <w:r>
-        <w:rPr>
-          <w:rFonts w:ascii="Times New Roman" w:hAnsi="Times New Roman" w:eastAsia="Times New Roman" w:cs="Times New Roman"/>
-        </w:rPr>
-        <w:t xml:space="preserve"> (7) SbF</w:t>
-      </w:r>
-      <w:r>
-        <w:rPr>
-          <w:rFonts w:ascii="Times New Roman" w:hAnsi="Times New Roman" w:eastAsia="Times New Roman" w:cs="Times New Roman"/>
-          <w:vertAlign w:val="subscript"/>
-        </w:rPr>
-        <w:t>4</w:t>
-      </w:r>
-      <w:r>
-        <w:rPr>
-          <w:rFonts w:ascii="Times New Roman" w:hAnsi="Times New Roman" w:eastAsia="Times New Roman" w:cs="Times New Roman"/>
-          <w:vertAlign w:val="superscript"/>
-        </w:rPr>
-        <w:t>-</w:t>
-      </w:r>
-      <w:r>
-        <w:rPr>
-          <w:rFonts w:ascii="Times New Roman" w:hAnsi="Times New Roman" w:eastAsia="Times New Roman" w:cs="Times New Roman"/>
-        </w:rPr>
-        <w:t xml:space="preserve"> (8) SF</w:t>
-      </w:r>
-      <w:r>
-        <w:rPr>
-          <w:rFonts w:ascii="Times New Roman" w:hAnsi="Times New Roman" w:eastAsia="Times New Roman" w:cs="Times New Roman"/>
-          <w:vertAlign w:val="subscript"/>
-        </w:rPr>
-        <w:t>4</w:t>
-      </w:r>
-      <w:r>
-        <w:rPr>
-          <w:rFonts w:ascii="Times New Roman" w:hAnsi="Times New Roman" w:eastAsia="Times New Roman" w:cs="Times New Roman"/>
-          <w:vertAlign w:val="superscript"/>
-        </w:rPr>
-        <w:t>-</w:t>
-      </w:r>
+        <w:t xml:space="preserve">(3)</w:t>
+      </w:r>
+      <w:r>
+        <w:rPr>
+          <w:rFonts w:ascii="Times New Roman" w:hAnsi="Times New Roman" w:eastAsia="Times New Roman" w:cs="Times New Roman"/>
+        </w:rPr>
+        <w:t xml:space="preserve"> </w:t>
+      </w:r>
+      <m:oMath>
+        <m:oMathPr>
+          <m:ctrlPr>
+            <w:rPr>
+              <w:sz w:val="28"/>
+              <w:szCs w:val="28"/>
+            </w:rPr>
+          </m:ctrlPr>
+        </m:oMathPr>
+        <m:r>
+          <m:t>N</m:t>
+        </m:r>
+        <m:r>
+          <m:t>i</m:t>
+        </m:r>
+        <m:r>
+          <m:t>C</m:t>
+        </m:r>
+        <m:sSubSup>
+          <m:e>
+            <m:r>
+              <m:t>l</m:t>
+            </m:r>
+          </m:e>
+          <m:sub>
+            <m:r>
+              <m:t>4</m:t>
+            </m:r>
+          </m:sub>
+          <m:sup>
+            <m:r>
+              <m:t>2</m:t>
+            </m:r>
+            <m:r>
+              <m:rPr>
+                <m:sty m:val="p"/>
+              </m:rPr>
+              <m:t>−</m:t>
+            </m:r>
+          </m:sup>
+        </m:sSubSup>
+      </m:oMath>
+      <w:r>
+        <w:rPr>
+          <w:rFonts w:ascii="Times New Roman" w:hAnsi="Times New Roman" w:eastAsia="Times New Roman" w:cs="Times New Roman"/>
+        </w:rPr>
+        <w:t xml:space="preserve"> </w:t>
+      </w:r>
+      <w:r>
+        <w:rPr>
+          <w:rFonts w:ascii="Times New Roman" w:hAnsi="Times New Roman" w:eastAsia="Times New Roman" w:cs="Times New Roman"/>
+        </w:rPr>
+        <w:t xml:space="preserve">(4)</w:t>
+      </w:r>
+      <w:r>
+        <w:rPr>
+          <w:rFonts w:ascii="Times New Roman" w:hAnsi="Times New Roman" w:eastAsia="Times New Roman" w:cs="Times New Roman"/>
+        </w:rPr>
+        <w:t xml:space="preserve"> </w:t>
+      </w:r>
+      <m:oMath>
+        <m:oMathPr>
+          <m:ctrlPr>
+            <w:rPr>
+              <w:sz w:val="28"/>
+              <w:szCs w:val="28"/>
+            </w:rPr>
+          </m:ctrlPr>
+        </m:oMathPr>
+        <m:r>
+          <m:t>P</m:t>
+        </m:r>
+        <m:r>
+          <m:t>t</m:t>
+        </m:r>
+        <m:r>
+          <m:t>C</m:t>
+        </m:r>
+        <m:sSubSup>
+          <m:e>
+            <m:r>
+              <m:t>l</m:t>
+            </m:r>
+          </m:e>
+          <m:sub>
+            <m:r>
+              <m:t>4</m:t>
+            </m:r>
+          </m:sub>
+          <m:sup>
+            <m:r>
+              <m:t>2</m:t>
+            </m:r>
+            <m:r>
+              <m:rPr>
+                <m:sty m:val="p"/>
+              </m:rPr>
+              <m:t>−</m:t>
+            </m:r>
+          </m:sup>
+        </m:sSubSup>
+      </m:oMath>
+      <w:r>
+        <w:rPr>
+          <w:rFonts w:ascii="Times New Roman" w:hAnsi="Times New Roman" w:eastAsia="Times New Roman" w:cs="Times New Roman"/>
+        </w:rPr>
+        <w:t xml:space="preserve"> </w:t>
+      </w:r>
+      <w:r>
+        <w:rPr>
+          <w:rFonts w:ascii="Times New Roman" w:hAnsi="Times New Roman" w:eastAsia="Times New Roman" w:cs="Times New Roman"/>
+        </w:rPr>
+        <w:t xml:space="preserve">(5)</w:t>
+      </w:r>
+      <w:r>
+        <w:rPr>
+          <w:rFonts w:ascii="Times New Roman" w:hAnsi="Times New Roman" w:eastAsia="Times New Roman" w:cs="Times New Roman"/>
+        </w:rPr>
+        <w:t xml:space="preserve"> </w:t>
+      </w:r>
+      <m:oMath>
+        <m:r>
+          <m:t>I</m:t>
+        </m:r>
+        <m:r>
+          <m:t>C</m:t>
+        </m:r>
+        <m:sSubSup>
+          <m:e>
+            <m:r>
+              <m:t>l</m:t>
+            </m:r>
+          </m:e>
+          <m:sub>
+            <m:r>
+              <m:t>4</m:t>
+            </m:r>
+          </m:sub>
+          <m:sup>
+            <m:r>
+              <m:rPr>
+                <m:sty m:val="p"/>
+              </m:rPr>
+              <m:t>−</m:t>
+            </m:r>
+          </m:sup>
+        </m:sSubSup>
+      </m:oMath>
+      <w:r>
+        <w:rPr>
+          <w:rFonts w:ascii="Times New Roman" w:hAnsi="Times New Roman" w:eastAsia="Times New Roman" w:cs="Times New Roman"/>
+        </w:rPr>
+        <w:t xml:space="preserve"> </w:t>
+      </w:r>
+      <w:r>
+        <w:rPr>
+          <w:rFonts w:ascii="Times New Roman" w:hAnsi="Times New Roman" w:eastAsia="Times New Roman" w:cs="Times New Roman"/>
+        </w:rPr>
+        <w:t xml:space="preserve">(6)</w:t>
+      </w:r>
+      <w:r>
+        <w:rPr>
+          <w:rFonts w:ascii="Times New Roman" w:hAnsi="Times New Roman" w:eastAsia="Times New Roman" w:cs="Times New Roman"/>
+        </w:rPr>
+        <w:t xml:space="preserve"> </w:t>
+      </w:r>
+      <m:oMath>
+        <m:oMathPr>
+          <m:ctrlPr>
+            <w:rPr>
+              <w:sz w:val="28"/>
+              <w:szCs w:val="28"/>
+            </w:rPr>
+          </m:ctrlPr>
+        </m:oMathPr>
+        <m:r>
+          <m:t>B</m:t>
+        </m:r>
+        <m:r>
+          <m:t>e</m:t>
+        </m:r>
+        <m:sSubSup>
+          <m:e>
+            <m:r>
+              <m:t>F</m:t>
+            </m:r>
+          </m:e>
+          <m:sub>
+            <m:r>
+              <m:t>4</m:t>
+            </m:r>
+          </m:sub>
+          <m:sup>
+            <m:r>
+              <m:t>2</m:t>
+            </m:r>
+            <m:r>
+              <m:rPr>
+                <m:sty m:val="p"/>
+              </m:rPr>
+              <m:t>−</m:t>
+            </m:r>
+          </m:sup>
+        </m:sSubSup>
+      </m:oMath>
+      <w:r>
+        <w:rPr>
+          <w:rFonts w:ascii="Times New Roman" w:hAnsi="Times New Roman" w:eastAsia="Times New Roman" w:cs="Times New Roman"/>
+        </w:rPr>
+        <w:t xml:space="preserve"> </w:t>
+      </w:r>
+      <w:r>
+        <w:rPr>
+          <w:rFonts w:ascii="Times New Roman" w:hAnsi="Times New Roman" w:eastAsia="Times New Roman" w:cs="Times New Roman"/>
+        </w:rPr>
+        <w:t xml:space="preserve">(7)</w:t>
+      </w:r>
+      <w:r>
+        <w:rPr>
+          <w:rFonts w:ascii="Times New Roman" w:hAnsi="Times New Roman" w:eastAsia="Times New Roman" w:cs="Times New Roman"/>
+        </w:rPr>
+        <w:t xml:space="preserve"> </w:t>
+      </w:r>
+      <m:oMath>
+        <m:r>
+          <m:t>S</m:t>
+        </m:r>
+        <m:r>
+          <m:t>b</m:t>
+        </m:r>
+        <m:sSubSup>
+          <m:e>
+            <m:r>
+              <m:t>F</m:t>
+            </m:r>
+          </m:e>
+          <m:sub>
+            <m:r>
+              <m:t>4</m:t>
+            </m:r>
+          </m:sub>
+          <m:sup>
+            <m:r>
+              <m:rPr>
+                <m:sty m:val="p"/>
+              </m:rPr>
+              <m:t>−</m:t>
+            </m:r>
+          </m:sup>
+        </m:sSubSup>
+      </m:oMath>
+      <w:r>
+        <w:rPr>
+          <w:rFonts w:ascii="Times New Roman" w:hAnsi="Times New Roman" w:eastAsia="Times New Roman" w:cs="Times New Roman"/>
+        </w:rPr>
+        <w:t xml:space="preserve"> </w:t>
+      </w:r>
+      <w:r>
+        <w:rPr>
+          <w:rFonts w:ascii="Times New Roman" w:hAnsi="Times New Roman" w:eastAsia="Times New Roman" w:cs="Times New Roman"/>
+        </w:rPr>
+        <w:t xml:space="preserve">(8)</w:t>
+      </w:r>
+      <w:r>
+        <w:rPr>
+          <w:rFonts w:ascii="Times New Roman" w:hAnsi="Times New Roman" w:eastAsia="Times New Roman" w:cs="Times New Roman"/>
+        </w:rPr>
+        <w:t xml:space="preserve"> </w:t>
+      </w:r>
+      <m:oMath>
+        <m:r>
+          <m:t>S</m:t>
+        </m:r>
+        <m:sSubSup>
+          <m:e>
+            <m:r>
+              <m:t>F</m:t>
+            </m:r>
+          </m:e>
+          <m:sub>
+            <m:r>
+              <m:t>4</m:t>
+            </m:r>
+          </m:sub>
+          <m:sup>
+            <m:r>
+              <m:rPr>
+                <m:sty m:val="p"/>
+              </m:rPr>
+              <m:t>−</m:t>
+            </m:r>
+          </m:sup>
+        </m:sSubSup>
+      </m:oMath>
     </w:p>
     <w:p>
       <w:pPr>
@@ -5721,7 +5962,7 @@
       </w:r>
     </w:p>
     <w:bookmarkEnd w:id="28"/>
-    <w:bookmarkStart w:id="29" w:name="习题c.12"/>
+    <w:bookmarkStart w:id="29" w:name="分子的对称性判断-2"/>
     <w:p>
       <w:pPr>
         <w:pStyle w:val="Heading2"/>
@@ -5738,13 +5979,7 @@
         <w:rPr>
           <w:rFonts w:hint="eastAsia" w:ascii="Times New Roman" w:hAnsi="Times New Roman" w:eastAsia="SimHei" w:cs="Times New Roman"/>
         </w:rPr>
-        <w:t>习题</w:t>
-      </w:r>
-      <w:r>
-        <w:rPr>
-          <w:rFonts w:hint="eastAsia" w:ascii="Times New Roman" w:hAnsi="Times New Roman" w:eastAsia="Times New Roman" w:cs="Times New Roman"/>
-        </w:rPr>
-        <w:t>C.12</w:t>
+        <w:t xml:space="preserve">分子的对称性判断</w:t>
       </w:r>
     </w:p>
     <w:p>
@@ -5967,15 +6202,22 @@
         <w:rPr>
           <w:rFonts w:ascii="Times New Roman" w:hAnsi="Times New Roman" w:eastAsia="Times New Roman" w:cs="Times New Roman"/>
         </w:rPr>
-        <w:t xml:space="preserve"> C</w:t>
-      </w:r>
-      <w:r>
-        <w:rPr>
-          <w:rFonts w:ascii="Times New Roman" w:hAnsi="Times New Roman" w:eastAsia="Times New Roman" w:cs="Times New Roman"/>
-          <w:vertAlign w:val="subscript"/>
-        </w:rPr>
-        <w:t>60</w:t>
-      </w:r>
+        <w:t xml:space="preserve"> </w:t>
+      </w:r>
+      <m:oMath>
+        <m:sSub>
+          <m:e>
+            <m:r>
+              <m:t>C</m:t>
+            </m:r>
+          </m:e>
+          <m:sub>
+            <m:r>
+              <m:t>60</m:t>
+            </m:r>
+          </m:sub>
+        </m:sSub>
+      </m:oMath>
       <w:r>
         <w:rPr>
           <w:rFonts w:ascii="Times New Roman" w:hAnsi="Times New Roman" w:eastAsia="Times New Roman" w:cs="Times New Roman"/>
@@ -6098,15 +6340,22 @@
         <w:rPr>
           <w:rFonts w:ascii="Times New Roman" w:hAnsi="Times New Roman" w:eastAsia="Times New Roman" w:cs="Times New Roman"/>
         </w:rPr>
-        <w:t xml:space="preserve"> C</w:t>
-      </w:r>
-      <w:r>
-        <w:rPr>
-          <w:rFonts w:ascii="Times New Roman" w:hAnsi="Times New Roman" w:eastAsia="Times New Roman" w:cs="Times New Roman"/>
-          <w:vertAlign w:val="subscript"/>
-        </w:rPr>
-        <w:t>80</w:t>
-      </w:r>
+        <w:t xml:space="preserve"> </w:t>
+      </w:r>
+      <m:oMath>
+        <m:sSub>
+          <m:e>
+            <m:r>
+              <m:t>C</m:t>
+            </m:r>
+          </m:e>
+          <m:sub>
+            <m:r>
+              <m:t>80</m:t>
+            </m:r>
+          </m:sub>
+        </m:sSub>
+      </m:oMath>
       <w:r>
         <w:rPr>
           <w:rFonts w:ascii="Times New Roman" w:hAnsi="Times New Roman" w:eastAsia="Times New Roman" w:cs="Times New Roman"/>
@@ -6123,15 +6372,22 @@
         <w:rPr>
           <w:rFonts w:ascii="Times New Roman" w:hAnsi="Times New Roman" w:eastAsia="Times New Roman" w:cs="Times New Roman"/>
         </w:rPr>
-        <w:t xml:space="preserve"> C</w:t>
-      </w:r>
-      <w:r>
-        <w:rPr>
-          <w:rFonts w:ascii="Times New Roman" w:hAnsi="Times New Roman" w:eastAsia="Times New Roman" w:cs="Times New Roman"/>
-          <w:vertAlign w:val="subscript"/>
-        </w:rPr>
-        <w:t>82</w:t>
-      </w:r>
+        <w:t xml:space="preserve"> </w:t>
+      </w:r>
+      <m:oMath>
+        <m:sSub>
+          <m:e>
+            <m:r>
+              <m:t>C</m:t>
+            </m:r>
+          </m:e>
+          <m:sub>
+            <m:r>
+              <m:t>82</m:t>
+            </m:r>
+          </m:sub>
+        </m:sSub>
+      </m:oMath>
       <w:r>
         <w:rPr>
           <w:rFonts w:ascii="Times New Roman" w:hAnsi="Times New Roman" w:eastAsia="Times New Roman" w:cs="Times New Roman"/>
@@ -6148,15 +6404,22 @@
         <w:rPr>
           <w:rFonts w:ascii="Times New Roman" w:hAnsi="Times New Roman" w:eastAsia="Times New Roman" w:cs="Times New Roman"/>
         </w:rPr>
-        <w:t xml:space="preserve"> C</w:t>
-      </w:r>
-      <w:r>
-        <w:rPr>
-          <w:rFonts w:ascii="Times New Roman" w:hAnsi="Times New Roman" w:eastAsia="Times New Roman" w:cs="Times New Roman"/>
-          <w:vertAlign w:val="subscript"/>
-        </w:rPr>
-        <w:t>84</w:t>
-      </w:r>
+        <w:t xml:space="preserve"> </w:t>
+      </w:r>
+      <m:oMath>
+        <m:sSub>
+          <m:e>
+            <m:r>
+              <m:t>C</m:t>
+            </m:r>
+          </m:e>
+          <m:sub>
+            <m:r>
+              <m:t>84</m:t>
+            </m:r>
+          </m:sub>
+        </m:sSub>
+      </m:oMath>
       <w:r>
         <w:rPr>
           <w:rFonts w:ascii="Times New Roman" w:hAnsi="Times New Roman" w:eastAsia="Times New Roman" w:cs="Times New Roman"/>
@@ -6185,15 +6448,22 @@
         <w:rPr>
           <w:rFonts w:ascii="Times New Roman" w:hAnsi="Times New Roman" w:eastAsia="Times New Roman" w:cs="Times New Roman"/>
         </w:rPr>
-        <w:t xml:space="preserve"> C</w:t>
-      </w:r>
-      <w:r>
-        <w:rPr>
-          <w:rFonts w:ascii="Times New Roman" w:hAnsi="Times New Roman" w:eastAsia="Times New Roman" w:cs="Times New Roman"/>
-          <w:vertAlign w:val="subscript"/>
-        </w:rPr>
-        <w:t>80</w:t>
-      </w:r>
+        <w:t xml:space="preserve"> </w:t>
+      </w:r>
+      <m:oMath>
+        <m:sSub>
+          <m:e>
+            <m:r>
+              <m:t>C</m:t>
+            </m:r>
+          </m:e>
+          <m:sub>
+            <m:r>
+              <m:t>80</m:t>
+            </m:r>
+          </m:sub>
+        </m:sSub>
+      </m:oMath>
       <w:r>
         <w:rPr>
           <w:rFonts w:ascii="Times New Roman" w:hAnsi="Times New Roman" w:eastAsia="Times New Roman" w:cs="Times New Roman"/>
@@ -6210,15 +6480,22 @@
         <w:rPr>
           <w:rFonts w:ascii="Times New Roman" w:hAnsi="Times New Roman" w:eastAsia="Times New Roman" w:cs="Times New Roman"/>
         </w:rPr>
-        <w:t xml:space="preserve"> C</w:t>
-      </w:r>
-      <w:r>
-        <w:rPr>
-          <w:rFonts w:ascii="Times New Roman" w:hAnsi="Times New Roman" w:eastAsia="Times New Roman" w:cs="Times New Roman"/>
-          <w:vertAlign w:val="subscript"/>
-        </w:rPr>
-        <w:t>82</w:t>
-      </w:r>
+        <w:t xml:space="preserve"> </w:t>
+      </w:r>
+      <m:oMath>
+        <m:sSub>
+          <m:e>
+            <m:r>
+              <m:t>C</m:t>
+            </m:r>
+          </m:e>
+          <m:sub>
+            <m:r>
+              <m:t>82</m:t>
+            </m:r>
+          </m:sub>
+        </m:sSub>
+      </m:oMath>
       <w:r>
         <w:rPr>
           <w:rFonts w:ascii="Times New Roman" w:hAnsi="Times New Roman" w:eastAsia="Times New Roman" w:cs="Times New Roman"/>
@@ -6235,15 +6512,22 @@
         <w:rPr>
           <w:rFonts w:ascii="Times New Roman" w:hAnsi="Times New Roman" w:eastAsia="Times New Roman" w:cs="Times New Roman"/>
         </w:rPr>
-        <w:t xml:space="preserve"> C</w:t>
-      </w:r>
-      <w:r>
-        <w:rPr>
-          <w:rFonts w:ascii="Times New Roman" w:hAnsi="Times New Roman" w:eastAsia="Times New Roman" w:cs="Times New Roman"/>
-          <w:vertAlign w:val="subscript"/>
-        </w:rPr>
-        <w:t>84</w:t>
-      </w:r>
+        <w:t xml:space="preserve"> </w:t>
+      </w:r>
+      <m:oMath>
+        <m:sSub>
+          <m:e>
+            <m:r>
+              <m:t>C</m:t>
+            </m:r>
+          </m:e>
+          <m:sub>
+            <m:r>
+              <m:t>84</m:t>
+            </m:r>
+          </m:sub>
+        </m:sSub>
+      </m:oMath>
       <w:r>
         <w:rPr>
           <w:rFonts w:ascii="Times New Roman" w:hAnsi="Times New Roman" w:eastAsia="Times New Roman" w:cs="Times New Roman"/>
@@ -6484,7 +6768,7 @@
       </w:r>
     </w:p>
     <w:bookmarkEnd w:id="29"/>
-    <w:bookmarkStart w:id="30" w:name="习题c.13"/>
+    <w:bookmarkStart w:id="30" w:name="钙钛矿结构"/>
     <w:p>
       <w:pPr>
         <w:pStyle w:val="Heading2"/>
@@ -6501,13 +6785,7 @@
         <w:rPr>
           <w:rFonts w:hint="eastAsia" w:ascii="Times New Roman" w:hAnsi="Times New Roman" w:eastAsia="SimHei" w:cs="Times New Roman"/>
         </w:rPr>
-        <w:t>习题</w:t>
-      </w:r>
-      <w:r>
-        <w:rPr>
-          <w:rFonts w:hint="eastAsia" w:ascii="Times New Roman" w:hAnsi="Times New Roman" w:eastAsia="Times New Roman" w:cs="Times New Roman"/>
-        </w:rPr>
-        <w:t>C.13</w:t>
+        <w:t xml:space="preserve">钙钛矿结构</w:t>
       </w:r>
     </w:p>
     <w:p>
@@ -6711,15 +6989,31 @@
         <w:rPr>
           <w:rFonts w:ascii="Times New Roman" w:hAnsi="Times New Roman" w:eastAsia="Times New Roman" w:cs="Times New Roman"/>
         </w:rPr>
-        <w:t xml:space="preserve"> Ti</w:t>
-      </w:r>
-      <w:r>
-        <w:rPr>
-          <w:rFonts w:ascii="Times New Roman" w:hAnsi="Times New Roman" w:eastAsia="Times New Roman" w:cs="Times New Roman"/>
-          <w:vertAlign w:val="superscript"/>
-        </w:rPr>
-        <w:t>4+</w:t>
-      </w:r>
+        <w:t xml:space="preserve"> </w:t>
+      </w:r>
+      <m:oMath>
+        <m:r>
+          <m:t>T</m:t>
+        </m:r>
+        <m:sSup>
+          <m:e>
+            <m:r>
+              <m:t>i</m:t>
+            </m:r>
+          </m:e>
+          <m:sup>
+            <m:r>
+              <m:t>4</m:t>
+            </m:r>
+            <m:r>
+              <m:rPr>
+                <m:sty m:val="p"/>
+              </m:rPr>
+              <m:t>+</m:t>
+            </m:r>
+          </m:sup>
+        </m:sSup>
+      </m:oMath>
       <w:r>
         <w:rPr>
           <w:rFonts w:ascii="Times New Roman" w:hAnsi="Times New Roman" w:eastAsia="Times New Roman" w:cs="Times New Roman"/>
@@ -6736,15 +7030,31 @@
         <w:rPr>
           <w:rFonts w:ascii="Times New Roman" w:hAnsi="Times New Roman" w:eastAsia="Times New Roman" w:cs="Times New Roman"/>
         </w:rPr>
-        <w:t xml:space="preserve"> Sr</w:t>
-      </w:r>
-      <w:r>
-        <w:rPr>
-          <w:rFonts w:ascii="Times New Roman" w:hAnsi="Times New Roman" w:eastAsia="Times New Roman" w:cs="Times New Roman"/>
-          <w:vertAlign w:val="superscript"/>
-        </w:rPr>
-        <w:t>2+</w:t>
-      </w:r>
+        <w:t xml:space="preserve"> </w:t>
+      </w:r>
+      <m:oMath>
+        <m:r>
+          <m:t>S</m:t>
+        </m:r>
+        <m:sSup>
+          <m:e>
+            <m:r>
+              <m:t>r</m:t>
+            </m:r>
+          </m:e>
+          <m:sup>
+            <m:r>
+              <m:t>2</m:t>
+            </m:r>
+            <m:r>
+              <m:rPr>
+                <m:sty m:val="p"/>
+              </m:rPr>
+              <m:t>+</m:t>
+            </m:r>
+          </m:sup>
+        </m:sSup>
+      </m:oMath>
       <w:r>
         <w:rPr>
           <w:rFonts w:ascii="Times New Roman" w:hAnsi="Times New Roman" w:eastAsia="Times New Roman" w:cs="Times New Roman"/>
@@ -6782,15 +7092,28 @@
         <w:rPr>
           <w:rFonts w:ascii="Times New Roman" w:hAnsi="Times New Roman" w:eastAsia="Times New Roman" w:cs="Times New Roman"/>
         </w:rPr>
-        <w:t xml:space="preserve"> O</w:t>
-      </w:r>
-      <w:r>
-        <w:rPr>
-          <w:rFonts w:ascii="Times New Roman" w:hAnsi="Times New Roman" w:eastAsia="Times New Roman" w:cs="Times New Roman"/>
-          <w:vertAlign w:val="superscript"/>
-        </w:rPr>
-        <w:t>2-</w:t>
-      </w:r>
+        <w:t xml:space="preserve"> </w:t>
+      </w:r>
+      <m:oMath>
+        <m:sSup>
+          <m:e>
+            <m:r>
+              <m:t>O</m:t>
+            </m:r>
+          </m:e>
+          <m:sup>
+            <m:r>
+              <m:t>2</m:t>
+            </m:r>
+            <m:r>
+              <m:rPr>
+                <m:sty m:val="p"/>
+              </m:rPr>
+              <m:t>−</m:t>
+            </m:r>
+          </m:sup>
+        </m:sSup>
+      </m:oMath>
       <w:r>
         <w:rPr>
           <w:rFonts w:ascii="Times New Roman" w:hAnsi="Times New Roman" w:eastAsia="Times New Roman" w:cs="Times New Roman"/>
@@ -6807,15 +7130,31 @@
         <w:rPr>
           <w:rFonts w:ascii="Times New Roman" w:hAnsi="Times New Roman" w:eastAsia="Times New Roman" w:cs="Times New Roman"/>
         </w:rPr>
-        <w:t xml:space="preserve"> Sr</w:t>
-      </w:r>
-      <w:r>
-        <w:rPr>
-          <w:rFonts w:ascii="Times New Roman" w:hAnsi="Times New Roman" w:eastAsia="Times New Roman" w:cs="Times New Roman"/>
-          <w:vertAlign w:val="superscript"/>
-        </w:rPr>
-        <w:t>2+</w:t>
-      </w:r>
+        <w:t xml:space="preserve"> </w:t>
+      </w:r>
+      <m:oMath>
+        <m:r>
+          <m:t>S</m:t>
+        </m:r>
+        <m:sSup>
+          <m:e>
+            <m:r>
+              <m:t>r</m:t>
+            </m:r>
+          </m:e>
+          <m:sup>
+            <m:r>
+              <m:t>2</m:t>
+            </m:r>
+            <m:r>
+              <m:rPr>
+                <m:sty m:val="p"/>
+              </m:rPr>
+              <m:t>+</m:t>
+            </m:r>
+          </m:sup>
+        </m:sSup>
+      </m:oMath>
       <w:r>
         <w:rPr>
           <w:rFonts w:ascii="Times New Roman" w:hAnsi="Times New Roman" w:eastAsia="Times New Roman" w:cs="Times New Roman"/>
@@ -6856,15 +7195,31 @@
         <w:rPr>
           <w:rFonts w:ascii="Times New Roman" w:hAnsi="Times New Roman" w:eastAsia="Times New Roman" w:cs="Times New Roman"/>
         </w:rPr>
-        <w:t xml:space="preserve"> Ti</w:t>
-      </w:r>
-      <w:r>
-        <w:rPr>
-          <w:rFonts w:ascii="Times New Roman" w:hAnsi="Times New Roman" w:eastAsia="Times New Roman" w:cs="Times New Roman"/>
-          <w:vertAlign w:val="superscript"/>
-        </w:rPr>
-        <w:t>4+</w:t>
-      </w:r>
+        <w:t xml:space="preserve"> </w:t>
+      </w:r>
+      <m:oMath>
+        <m:r>
+          <m:t>T</m:t>
+        </m:r>
+        <m:sSup>
+          <m:e>
+            <m:r>
+              <m:t>i</m:t>
+            </m:r>
+          </m:e>
+          <m:sup>
+            <m:r>
+              <m:t>4</m:t>
+            </m:r>
+            <m:r>
+              <m:rPr>
+                <m:sty m:val="p"/>
+              </m:rPr>
+              <m:t>+</m:t>
+            </m:r>
+          </m:sup>
+        </m:sSup>
+      </m:oMath>
       <w:r>
         <w:rPr>
           <w:rFonts w:ascii="Times New Roman" w:hAnsi="Times New Roman" w:eastAsia="Times New Roman" w:cs="Times New Roman"/>
@@ -6904,15 +7259,42 @@
         <w:rPr>
           <w:rFonts w:ascii="Times New Roman" w:hAnsi="Times New Roman" w:eastAsia="Times New Roman" w:cs="Times New Roman"/>
         </w:rPr>
-        <w:t xml:space="preserve"> CaTiO</w:t>
-      </w:r>
-      <w:r>
-        <w:rPr>
-          <w:rFonts w:ascii="Times New Roman" w:hAnsi="Times New Roman" w:eastAsia="Times New Roman" w:cs="Times New Roman"/>
-          <w:vertAlign w:val="subscript"/>
-        </w:rPr>
-        <w:t>3</w:t>
-      </w:r>
+        <w:t xml:space="preserve"> </w:t>
+      </w:r>
+      <m:oMath>
+        <m:oMathPr>
+          <m:ctrlPr>
+            <w:rPr>
+              <w:sz w:val="28"/>
+              <w:szCs w:val="28"/>
+            </w:rPr>
+          </m:ctrlPr>
+        </m:oMathPr>
+        <m:r>
+          <m:t>C</m:t>
+        </m:r>
+        <m:r>
+          <m:t>a</m:t>
+        </m:r>
+        <m:r>
+          <m:t>T</m:t>
+        </m:r>
+        <m:r>
+          <m:t>i</m:t>
+        </m:r>
+        <m:sSub>
+          <m:e>
+            <m:r>
+              <m:t>O</m:t>
+            </m:r>
+          </m:e>
+          <m:sub>
+            <m:r>
+              <m:t>3</m:t>
+            </m:r>
+          </m:sub>
+        </m:sSub>
+      </m:oMath>
       <w:r>
         <w:rPr>
           <w:rFonts w:ascii="Times New Roman" w:hAnsi="Times New Roman" w:eastAsia="Times New Roman" w:cs="Times New Roman"/>
@@ -6947,15 +7329,31 @@
         <w:rPr>
           <w:rFonts w:ascii="Times New Roman" w:hAnsi="Times New Roman" w:eastAsia="Times New Roman" w:cs="Times New Roman"/>
         </w:rPr>
-        <w:t xml:space="preserve"> Ca</w:t>
-      </w:r>
-      <w:r>
-        <w:rPr>
-          <w:rFonts w:ascii="Times New Roman" w:hAnsi="Times New Roman" w:eastAsia="Times New Roman" w:cs="Times New Roman"/>
-          <w:vertAlign w:val="superscript"/>
-        </w:rPr>
-        <w:t>2+</w:t>
-      </w:r>
+        <w:t xml:space="preserve"> </w:t>
+      </w:r>
+      <m:oMath>
+        <m:r>
+          <m:t>C</m:t>
+        </m:r>
+        <m:sSup>
+          <m:e>
+            <m:r>
+              <m:t>a</m:t>
+            </m:r>
+          </m:e>
+          <m:sup>
+            <m:r>
+              <m:t>2</m:t>
+            </m:r>
+            <m:r>
+              <m:rPr>
+                <m:sty m:val="p"/>
+              </m:rPr>
+              <m:t>+</m:t>
+            </m:r>
+          </m:sup>
+        </m:sSup>
+      </m:oMath>
       <w:r>
         <w:rPr>
           <w:rFonts w:ascii="Times New Roman" w:hAnsi="Times New Roman" w:eastAsia="Times New Roman" w:cs="Times New Roman"/>
@@ -6972,15 +7370,31 @@
         <w:rPr>
           <w:rFonts w:ascii="Times New Roman" w:hAnsi="Times New Roman" w:eastAsia="Times New Roman" w:cs="Times New Roman"/>
         </w:rPr>
-        <w:t xml:space="preserve"> Ti</w:t>
-      </w:r>
-      <w:r>
-        <w:rPr>
-          <w:rFonts w:ascii="Times New Roman" w:hAnsi="Times New Roman" w:eastAsia="Times New Roman" w:cs="Times New Roman"/>
-          <w:vertAlign w:val="superscript"/>
-        </w:rPr>
-        <w:t>4+</w:t>
-      </w:r>
+        <w:t xml:space="preserve"> </w:t>
+      </w:r>
+      <m:oMath>
+        <m:r>
+          <m:t>T</m:t>
+        </m:r>
+        <m:sSup>
+          <m:e>
+            <m:r>
+              <m:t>i</m:t>
+            </m:r>
+          </m:e>
+          <m:sup>
+            <m:r>
+              <m:t>4</m:t>
+            </m:r>
+            <m:r>
+              <m:rPr>
+                <m:sty m:val="p"/>
+              </m:rPr>
+              <m:t>+</m:t>
+            </m:r>
+          </m:sup>
+        </m:sSup>
+      </m:oMath>
       <w:r>
         <w:rPr>
           <w:rFonts w:ascii="Times New Roman" w:hAnsi="Times New Roman" w:eastAsia="Times New Roman" w:cs="Times New Roman"/>
@@ -7009,15 +7423,42 @@
         <w:rPr>
           <w:rFonts w:ascii="Times New Roman" w:hAnsi="Times New Roman" w:eastAsia="Times New Roman" w:cs="Times New Roman"/>
         </w:rPr>
-        <w:t xml:space="preserve"> CaTiO</w:t>
-      </w:r>
-      <w:r>
-        <w:rPr>
-          <w:rFonts w:ascii="Times New Roman" w:hAnsi="Times New Roman" w:eastAsia="Times New Roman" w:cs="Times New Roman"/>
-          <w:vertAlign w:val="subscript"/>
-        </w:rPr>
-        <w:t>3</w:t>
-      </w:r>
+        <w:t xml:space="preserve"> </w:t>
+      </w:r>
+      <m:oMath>
+        <m:oMathPr>
+          <m:ctrlPr>
+            <w:rPr>
+              <w:sz w:val="28"/>
+              <w:szCs w:val="28"/>
+            </w:rPr>
+          </m:ctrlPr>
+        </m:oMathPr>
+        <m:r>
+          <m:t>C</m:t>
+        </m:r>
+        <m:r>
+          <m:t>a</m:t>
+        </m:r>
+        <m:r>
+          <m:t>T</m:t>
+        </m:r>
+        <m:r>
+          <m:t>i</m:t>
+        </m:r>
+        <m:sSub>
+          <m:e>
+            <m:r>
+              <m:t>O</m:t>
+            </m:r>
+          </m:e>
+          <m:sub>
+            <m:r>
+              <m:t>3</m:t>
+            </m:r>
+          </m:sub>
+        </m:sSub>
+      </m:oMath>
       <w:r>
         <w:rPr>
           <w:rFonts w:ascii="Times New Roman" w:hAnsi="Times New Roman" w:eastAsia="Times New Roman" w:cs="Times New Roman"/>
@@ -7057,15 +7498,42 @@
         <w:rPr>
           <w:rFonts w:ascii="Times New Roman" w:hAnsi="Times New Roman" w:eastAsia="Times New Roman" w:cs="Times New Roman"/>
         </w:rPr>
-        <w:t xml:space="preserve"> BaTiO</w:t>
-      </w:r>
-      <w:r>
-        <w:rPr>
-          <w:rFonts w:ascii="Times New Roman" w:hAnsi="Times New Roman" w:eastAsia="Times New Roman" w:cs="Times New Roman"/>
-          <w:vertAlign w:val="subscript"/>
-        </w:rPr>
-        <w:t>3</w:t>
-      </w:r>
+        <w:t xml:space="preserve"> </w:t>
+      </w:r>
+      <m:oMath>
+        <m:oMathPr>
+          <m:ctrlPr>
+            <w:rPr>
+              <w:sz w:val="28"/>
+              <w:szCs w:val="28"/>
+            </w:rPr>
+          </m:ctrlPr>
+        </m:oMathPr>
+        <m:r>
+          <m:t>B</m:t>
+        </m:r>
+        <m:r>
+          <m:t>a</m:t>
+        </m:r>
+        <m:r>
+          <m:t>T</m:t>
+        </m:r>
+        <m:r>
+          <m:t>i</m:t>
+        </m:r>
+        <m:sSub>
+          <m:e>
+            <m:r>
+              <m:t>O</m:t>
+            </m:r>
+          </m:e>
+          <m:sub>
+            <m:r>
+              <m:t>3</m:t>
+            </m:r>
+          </m:sub>
+        </m:sSub>
+      </m:oMath>
       <w:r>
         <w:rPr>
           <w:rFonts w:ascii="Times New Roman" w:hAnsi="Times New Roman" w:eastAsia="Times New Roman" w:cs="Times New Roman"/>
@@ -7100,15 +7568,31 @@
         <w:rPr>
           <w:rFonts w:ascii="Times New Roman" w:hAnsi="Times New Roman" w:eastAsia="Times New Roman" w:cs="Times New Roman"/>
         </w:rPr>
-        <w:t xml:space="preserve"> Ba</w:t>
-      </w:r>
-      <w:r>
-        <w:rPr>
-          <w:rFonts w:ascii="Times New Roman" w:hAnsi="Times New Roman" w:eastAsia="Times New Roman" w:cs="Times New Roman"/>
-          <w:vertAlign w:val="superscript"/>
-        </w:rPr>
-        <w:t>2+</w:t>
-      </w:r>
+        <w:t xml:space="preserve"> </w:t>
+      </w:r>
+      <m:oMath>
+        <m:r>
+          <m:t>B</m:t>
+        </m:r>
+        <m:sSup>
+          <m:e>
+            <m:r>
+              <m:t>a</m:t>
+            </m:r>
+          </m:e>
+          <m:sup>
+            <m:r>
+              <m:t>2</m:t>
+            </m:r>
+            <m:r>
+              <m:rPr>
+                <m:sty m:val="p"/>
+              </m:rPr>
+              <m:t>+</m:t>
+            </m:r>
+          </m:sup>
+        </m:sSup>
+      </m:oMath>
       <w:r>
         <w:rPr>
           <w:rFonts w:ascii="Times New Roman" w:hAnsi="Times New Roman" w:eastAsia="Times New Roman" w:cs="Times New Roman"/>
@@ -7125,15 +7609,31 @@
         <w:rPr>
           <w:rFonts w:ascii="Times New Roman" w:hAnsi="Times New Roman" w:eastAsia="Times New Roman" w:cs="Times New Roman"/>
         </w:rPr>
-        <w:t xml:space="preserve"> Ti</w:t>
-      </w:r>
-      <w:r>
-        <w:rPr>
-          <w:rFonts w:ascii="Times New Roman" w:hAnsi="Times New Roman" w:eastAsia="Times New Roman" w:cs="Times New Roman"/>
-          <w:vertAlign w:val="superscript"/>
-        </w:rPr>
-        <w:t>4+</w:t>
-      </w:r>
+        <w:t xml:space="preserve"> </w:t>
+      </w:r>
+      <m:oMath>
+        <m:r>
+          <m:t>T</m:t>
+        </m:r>
+        <m:sSup>
+          <m:e>
+            <m:r>
+              <m:t>i</m:t>
+            </m:r>
+          </m:e>
+          <m:sup>
+            <m:r>
+              <m:t>4</m:t>
+            </m:r>
+            <m:r>
+              <m:rPr>
+                <m:sty m:val="p"/>
+              </m:rPr>
+              <m:t>+</m:t>
+            </m:r>
+          </m:sup>
+        </m:sSup>
+      </m:oMath>
       <w:r>
         <w:rPr>
           <w:rFonts w:ascii="Times New Roman" w:hAnsi="Times New Roman" w:eastAsia="Times New Roman" w:cs="Times New Roman"/>
@@ -7162,15 +7662,42 @@
         <w:rPr>
           <w:rFonts w:ascii="Times New Roman" w:hAnsi="Times New Roman" w:eastAsia="Times New Roman" w:cs="Times New Roman"/>
         </w:rPr>
-        <w:t xml:space="preserve"> BaTiO</w:t>
-      </w:r>
-      <w:r>
-        <w:rPr>
-          <w:rFonts w:ascii="Times New Roman" w:hAnsi="Times New Roman" w:eastAsia="Times New Roman" w:cs="Times New Roman"/>
-          <w:vertAlign w:val="subscript"/>
-        </w:rPr>
-        <w:t>3</w:t>
-      </w:r>
+        <w:t xml:space="preserve"> </w:t>
+      </w:r>
+      <m:oMath>
+        <m:oMathPr>
+          <m:ctrlPr>
+            <w:rPr>
+              <w:sz w:val="28"/>
+              <w:szCs w:val="28"/>
+            </w:rPr>
+          </m:ctrlPr>
+        </m:oMathPr>
+        <m:r>
+          <m:t>B</m:t>
+        </m:r>
+        <m:r>
+          <m:t>a</m:t>
+        </m:r>
+        <m:r>
+          <m:t>T</m:t>
+        </m:r>
+        <m:r>
+          <m:t>i</m:t>
+        </m:r>
+        <m:sSub>
+          <m:e>
+            <m:r>
+              <m:t>O</m:t>
+            </m:r>
+          </m:e>
+          <m:sub>
+            <m:r>
+              <m:t>3</m:t>
+            </m:r>
+          </m:sub>
+        </m:sSub>
+      </m:oMath>
       <w:r>
         <w:rPr>
           <w:rFonts w:ascii="Times New Roman" w:hAnsi="Times New Roman" w:eastAsia="Times New Roman" w:cs="Times New Roman"/>
@@ -7201,7 +7728,7 @@
       </w:r>
     </w:p>
     <w:bookmarkEnd w:id="30"/>
-    <w:bookmarkStart w:id="31" w:name="习题c.14"/>
+    <w:bookmarkStart w:id="31" w:name="电子规则"/>
     <w:p>
       <w:pPr>
         <w:pStyle w:val="Heading2"/>
@@ -7218,13 +7745,7 @@
         <w:rPr>
           <w:rFonts w:hint="eastAsia" w:ascii="Times New Roman" w:hAnsi="Times New Roman" w:eastAsia="SimHei" w:cs="Times New Roman"/>
         </w:rPr>
-        <w:t>习题</w:t>
-      </w:r>
-      <w:r>
-        <w:rPr>
-          <w:rFonts w:hint="eastAsia" w:ascii="Times New Roman" w:hAnsi="Times New Roman" w:eastAsia="Times New Roman" w:cs="Times New Roman"/>
-        </w:rPr>
-        <w:t>C.14</w:t>
+        <w:t xml:space="preserve">电子规则</w:t>
       </w:r>
     </w:p>
     <w:p>
@@ -7936,15 +8457,25 @@
         <w:rPr>
           <w:rFonts w:ascii="Times New Roman" w:hAnsi="Times New Roman" w:eastAsia="Times New Roman" w:cs="Times New Roman"/>
         </w:rPr>
-        <w:t xml:space="preserve"> ML</w:t>
-      </w:r>
-      <w:r>
-        <w:rPr>
-          <w:rFonts w:ascii="Times New Roman" w:hAnsi="Times New Roman" w:eastAsia="Times New Roman" w:cs="Times New Roman"/>
-          <w:vertAlign w:val="subscript"/>
-        </w:rPr>
-        <w:t>6</w:t>
-      </w:r>
+        <w:t xml:space="preserve"> </w:t>
+      </w:r>
+      <m:oMath>
+        <m:r>
+          <m:t>M</m:t>
+        </m:r>
+        <m:sSub>
+          <m:e>
+            <m:r>
+              <m:t>L</m:t>
+            </m:r>
+          </m:e>
+          <m:sub>
+            <m:r>
+              <m:t>6</m:t>
+            </m:r>
+          </m:sub>
+        </m:sSub>
+      </m:oMath>
       <w:r>
         <w:rPr>
           <w:rFonts w:ascii="Times New Roman" w:hAnsi="Times New Roman" w:eastAsia="Times New Roman" w:cs="Times New Roman"/>
@@ -8425,7 +8956,7 @@
       </w:r>
     </w:p>
     <w:bookmarkEnd w:id="31"/>
-    <w:bookmarkStart w:id="32" w:name="习题c.15"/>
+    <w:bookmarkStart w:id="32" w:name="bragg方程"/>
     <w:p>
       <w:pPr>
         <w:pStyle w:val="Heading2"/>
@@ -8440,15 +8971,15 @@
       </w:r>
       <w:r>
         <w:rPr>
+          <w:rFonts w:hint="eastAsia" w:ascii="Times New Roman" w:hAnsi="Times New Roman" w:eastAsia="Times New Roman" w:cs="Times New Roman"/>
+        </w:rPr>
+        <w:t>Bragg</w:t>
+      </w:r>
+      <w:r>
+        <w:rPr>
           <w:rFonts w:hint="eastAsia" w:ascii="Times New Roman" w:hAnsi="Times New Roman" w:eastAsia="SimHei" w:cs="Times New Roman"/>
         </w:rPr>
-        <w:t>习题</w:t>
-      </w:r>
-      <w:r>
-        <w:rPr>
-          <w:rFonts w:hint="eastAsia" w:ascii="Times New Roman" w:hAnsi="Times New Roman" w:eastAsia="Times New Roman" w:cs="Times New Roman"/>
-        </w:rPr>
-        <w:t>C.15</w:t>
+        <w:t>方程</w:t>
       </w:r>
     </w:p>
     <w:p>
@@ -8612,7 +9143,7 @@
       </w:r>
     </w:p>
     <w:bookmarkEnd w:id="32"/>
-    <w:bookmarkStart w:id="33" w:name="习题c.16"/>
+    <w:bookmarkStart w:id="33" w:name="原子坐标参数"/>
     <w:p>
       <w:pPr>
         <w:pStyle w:val="Heading2"/>
@@ -8629,13 +9160,7 @@
         <w:rPr>
           <w:rFonts w:hint="eastAsia" w:ascii="Times New Roman" w:hAnsi="Times New Roman" w:eastAsia="SimHei" w:cs="Times New Roman"/>
         </w:rPr>
-        <w:t>习题</w:t>
-      </w:r>
-      <w:r>
-        <w:rPr>
-          <w:rFonts w:hint="eastAsia" w:ascii="Times New Roman" w:hAnsi="Times New Roman" w:eastAsia="Times New Roman" w:cs="Times New Roman"/>
-        </w:rPr>
-        <w:t>C.16</w:t>
+        <w:t xml:space="preserve">原子坐标参数</w:t>
       </w:r>
     </w:p>
     <w:p>
@@ -9062,15 +9587,22 @@
         <w:rPr>
           <w:rFonts w:ascii="Times New Roman" w:hAnsi="Times New Roman" w:eastAsia="Times New Roman" w:cs="Times New Roman"/>
         </w:rPr>
-        <w:t xml:space="preserve"> I</w:t>
-      </w:r>
-      <w:r>
-        <w:rPr>
-          <w:rFonts w:ascii="Times New Roman" w:hAnsi="Times New Roman" w:eastAsia="Times New Roman" w:cs="Times New Roman"/>
-          <w:vertAlign w:val="subscript"/>
-        </w:rPr>
-        <w:t>2</w:t>
-      </w:r>
+        <w:t xml:space="preserve"> </w:t>
+      </w:r>
+      <m:oMath>
+        <m:sSub>
+          <m:e>
+            <m:r>
+              <m:t>I</m:t>
+            </m:r>
+          </m:e>
+          <m:sub>
+            <m:r>
+              <m:t>2</m:t>
+            </m:r>
+          </m:sub>
+        </m:sSub>
+      </m:oMath>
       <w:r>
         <w:rPr>
           <w:rFonts w:ascii="Times New Roman" w:hAnsi="Times New Roman" w:eastAsia="Times New Roman" w:cs="Times New Roman"/>
@@ -9087,20 +9619,48 @@
         <w:rPr>
           <w:rFonts w:ascii="Times New Roman" w:hAnsi="Times New Roman" w:eastAsia="Times New Roman" w:cs="Times New Roman"/>
         </w:rPr>
-        <w:t xml:space="preserve"> ( r</w:t>
-      </w:r>
-      <w:r>
-        <w:rPr>
-          <w:rFonts w:ascii="Times New Roman" w:hAnsi="Times New Roman" w:eastAsia="Times New Roman" w:cs="Times New Roman"/>
-          <w:vertAlign w:val="subscript"/>
-        </w:rPr>
-        <w:t>3-4</w:t>
-      </w:r>
-      <w:r>
-        <w:rPr>
-          <w:rFonts w:ascii="Times New Roman" w:hAnsi="Times New Roman" w:eastAsia="Times New Roman" w:cs="Times New Roman"/>
-        </w:rPr>
-        <w:t xml:space="preserve"> );</w:t>
+        <w:t xml:space="preserve"> (</w:t>
+      </w:r>
+      <w:r>
+        <w:rPr>
+          <w:rFonts w:ascii="Times New Roman" w:hAnsi="Times New Roman" w:eastAsia="Times New Roman" w:cs="Times New Roman"/>
+        </w:rPr>
+        <w:t xml:space="preserve"> </w:t>
+      </w:r>
+      <m:oMath>
+        <m:sSub>
+          <m:e>
+            <m:r>
+              <m:t>r</m:t>
+            </m:r>
+          </m:e>
+          <m:sub>
+            <m:r>
+              <m:t>3</m:t>
+            </m:r>
+            <m:r>
+              <m:rPr>
+                <m:sty m:val="p"/>
+              </m:rPr>
+              <m:t>−</m:t>
+            </m:r>
+            <m:r>
+              <m:t>4</m:t>
+            </m:r>
+          </m:sub>
+        </m:sSub>
+      </m:oMath>
+      <w:r>
+        <w:rPr>
+          <w:rFonts w:ascii="Times New Roman" w:hAnsi="Times New Roman" w:eastAsia="Times New Roman" w:cs="Times New Roman"/>
+        </w:rPr>
+        <w:t xml:space="preserve"> </w:t>
+      </w:r>
+      <w:r>
+        <w:rPr>
+          <w:rFonts w:ascii="Times New Roman" w:hAnsi="Times New Roman" w:eastAsia="Times New Roman" w:cs="Times New Roman"/>
+        </w:rPr>
+        <w:t xml:space="preserve">);</w:t>
       </w:r>
     </w:p>
     <w:p>
@@ -9120,15 +9680,22 @@
         <w:rPr>
           <w:rFonts w:ascii="Times New Roman" w:hAnsi="Times New Roman" w:eastAsia="Times New Roman" w:cs="Times New Roman"/>
         </w:rPr>
-        <w:t xml:space="preserve"> I</w:t>
-      </w:r>
-      <w:r>
-        <w:rPr>
-          <w:rFonts w:ascii="Times New Roman" w:hAnsi="Times New Roman" w:eastAsia="Times New Roman" w:cs="Times New Roman"/>
-          <w:vertAlign w:val="subscript"/>
-        </w:rPr>
-        <w:t>2</w:t>
-      </w:r>
+        <w:t xml:space="preserve"> </w:t>
+      </w:r>
+      <m:oMath>
+        <m:sSub>
+          <m:e>
+            <m:r>
+              <m:t>I</m:t>
+            </m:r>
+          </m:e>
+          <m:sub>
+            <m:r>
+              <m:t>2</m:t>
+            </m:r>
+          </m:sub>
+        </m:sSub>
+      </m:oMath>
       <w:r>
         <w:rPr>
           <w:rFonts w:ascii="Times New Roman" w:hAnsi="Times New Roman" w:eastAsia="Times New Roman" w:cs="Times New Roman"/>
@@ -9247,15 +9814,22 @@
         <w:rPr>
           <w:rFonts w:ascii="Times New Roman" w:hAnsi="Times New Roman" w:eastAsia="Times New Roman" w:cs="Times New Roman"/>
         </w:rPr>
-        <w:t xml:space="preserve"> I</w:t>
-      </w:r>
-      <w:r>
-        <w:rPr>
-          <w:rFonts w:ascii="Times New Roman" w:hAnsi="Times New Roman" w:eastAsia="Times New Roman" w:cs="Times New Roman"/>
-          <w:vertAlign w:val="subscript"/>
-        </w:rPr>
-        <w:t>2</w:t>
-      </w:r>
+        <w:t xml:space="preserve"> </w:t>
+      </w:r>
+      <m:oMath>
+        <m:sSub>
+          <m:e>
+            <m:r>
+              <m:t>I</m:t>
+            </m:r>
+          </m:e>
+          <m:sub>
+            <m:r>
+              <m:t>2</m:t>
+            </m:r>
+          </m:sub>
+        </m:sSub>
+      </m:oMath>
       <w:r>
         <w:rPr>
           <w:rFonts w:ascii="Times New Roman" w:hAnsi="Times New Roman" w:eastAsia="Times New Roman" w:cs="Times New Roman"/>
@@ -9306,7 +9880,7 @@
       </w:r>
     </w:p>
     <w:bookmarkEnd w:id="33"/>
-    <w:bookmarkStart w:id="34" w:name="习题c.18"/>
+    <w:bookmarkStart w:id="34" w:name="密堆积"/>
     <w:p>
       <w:pPr>
         <w:pStyle w:val="Heading2"/>
@@ -9323,13 +9897,7 @@
         <w:rPr>
           <w:rFonts w:hint="eastAsia" w:ascii="Times New Roman" w:hAnsi="Times New Roman" w:eastAsia="SimHei" w:cs="Times New Roman"/>
         </w:rPr>
-        <w:t>习题</w:t>
-      </w:r>
-      <w:r>
-        <w:rPr>
-          <w:rFonts w:hint="eastAsia" w:ascii="Times New Roman" w:hAnsi="Times New Roman" w:eastAsia="Times New Roman" w:cs="Times New Roman"/>
-        </w:rPr>
-        <w:t>C.18</w:t>
+        <w:t xml:space="preserve">密堆积</w:t>
       </w:r>
     </w:p>
     <w:p>
@@ -9346,15 +9914,25 @@
         <w:rPr>
           <w:rFonts w:ascii="Times New Roman" w:hAnsi="Times New Roman" w:eastAsia="Times New Roman" w:cs="Times New Roman"/>
         </w:rPr>
-        <w:t xml:space="preserve"> AB</w:t>
-      </w:r>
-      <w:r>
-        <w:rPr>
-          <w:rFonts w:ascii="Times New Roman" w:hAnsi="Times New Roman" w:eastAsia="Times New Roman" w:cs="Times New Roman"/>
-          <w:vertAlign w:val="subscript"/>
-        </w:rPr>
-        <w:t>2</w:t>
-      </w:r>
+        <w:t xml:space="preserve"> </w:t>
+      </w:r>
+      <m:oMath>
+        <m:r>
+          <m:t>A</m:t>
+        </m:r>
+        <m:sSub>
+          <m:e>
+            <m:r>
+              <m:t>B</m:t>
+            </m:r>
+          </m:e>
+          <m:sub>
+            <m:r>
+              <m:t>2</m:t>
+            </m:r>
+          </m:sub>
+        </m:sSub>
+      </m:oMath>
       <w:r>
         <w:rPr>
           <w:rFonts w:ascii="Times New Roman" w:hAnsi="Times New Roman" w:eastAsia="Times New Roman" w:cs="Times New Roman"/>
@@ -9796,27 +10374,38 @@
         <w:rPr>
           <w:rFonts w:ascii="Times New Roman" w:hAnsi="Times New Roman" w:eastAsia="Times New Roman" w:cs="Times New Roman"/>
         </w:rPr>
-        <w:t xml:space="preserve"> C</w:t>
-      </w:r>
-      <w:r>
-        <w:rPr>
-          <w:rFonts w:ascii="Times New Roman" w:hAnsi="Times New Roman" w:eastAsia="Times New Roman" w:cs="Times New Roman"/>
-          <w:vertAlign w:val="subscript"/>
-        </w:rPr>
-        <w:t>3</w:t>
-      </w:r>
-      <w:r>
-        <w:rPr>
-          <w:rFonts w:ascii="Times New Roman" w:hAnsi="Times New Roman" w:eastAsia="Times New Roman" w:cs="Times New Roman"/>
-          <w:vertAlign w:val="superscript"/>
-        </w:rPr>
-        <w:t>1</w:t>
-      </w:r>
-      <w:r>
-        <w:rPr>
-          <w:rFonts w:ascii="Times New Roman" w:hAnsi="Times New Roman" w:eastAsia="Times New Roman" w:cs="Times New Roman"/>
-        </w:rPr>
-        <w:t xml:space="preserve"> 。</w:t>
+        <w:t xml:space="preserve"> </w:t>
+      </w:r>
+      <m:oMath>
+        <m:sSubSup>
+          <m:e>
+            <m:r>
+              <m:t>C</m:t>
+            </m:r>
+          </m:e>
+          <m:sub>
+            <m:r>
+              <m:t>3</m:t>
+            </m:r>
+          </m:sub>
+          <m:sup>
+            <m:r>
+              <m:t>1</m:t>
+            </m:r>
+          </m:sup>
+        </m:sSubSup>
+      </m:oMath>
+      <w:r>
+        <w:rPr>
+          <w:rFonts w:ascii="Times New Roman" w:hAnsi="Times New Roman" w:eastAsia="Times New Roman" w:cs="Times New Roman"/>
+        </w:rPr>
+        <w:t xml:space="preserve"> </w:t>
+      </w:r>
+      <w:r>
+        <w:rPr>
+          <w:rFonts w:ascii="Times New Roman" w:hAnsi="Times New Roman" w:eastAsia="Times New Roman" w:cs="Times New Roman"/>
+        </w:rPr>
+        <w:t xml:space="preserve">。</w:t>
       </w:r>
     </w:p>
     <w:p>
@@ -9830,7 +10419,7 @@
       </w:r>
     </w:p>
     <w:bookmarkEnd w:id="34"/>
-    <w:bookmarkStart w:id="35" w:name="习题c.19"/>
+    <w:bookmarkStart w:id="35" w:name="六方密堆积"/>
     <w:p>
       <w:pPr>
         <w:pStyle w:val="Heading2"/>
@@ -9847,13 +10436,7 @@
         <w:rPr>
           <w:rFonts w:hint="eastAsia" w:ascii="Times New Roman" w:hAnsi="Times New Roman" w:eastAsia="SimHei" w:cs="Times New Roman"/>
         </w:rPr>
-        <w:t>习题</w:t>
-      </w:r>
-      <w:r>
-        <w:rPr>
-          <w:rFonts w:hint="eastAsia" w:ascii="Times New Roman" w:hAnsi="Times New Roman" w:eastAsia="Times New Roman" w:cs="Times New Roman"/>
-        </w:rPr>
-        <w:t>C.19</w:t>
+        <w:t xml:space="preserve">六方密堆积</w:t>
       </w:r>
     </w:p>
     <w:p>
@@ -11019,7 +11602,7 @@
       </w:r>
     </w:p>
     <w:bookmarkEnd w:id="35"/>
-    <w:bookmarkStart w:id="36" w:name="习题c.20"/>
+    <w:bookmarkStart w:id="36" w:name="对称元素"/>
     <w:p>
       <w:pPr>
         <w:pStyle w:val="Heading2"/>
@@ -11036,13 +11619,7 @@
         <w:rPr>
           <w:rFonts w:hint="eastAsia" w:ascii="Times New Roman" w:hAnsi="Times New Roman" w:eastAsia="SimHei" w:cs="Times New Roman"/>
         </w:rPr>
-        <w:t>习题</w:t>
-      </w:r>
-      <w:r>
-        <w:rPr>
-          <w:rFonts w:hint="eastAsia" w:ascii="Times New Roman" w:hAnsi="Times New Roman" w:eastAsia="Times New Roman" w:cs="Times New Roman"/>
-        </w:rPr>
-        <w:t>C.20</w:t>
+        <w:t xml:space="preserve">对称元素</w:t>
       </w:r>
     </w:p>
     <w:p>
@@ -11482,15 +12059,22 @@
         <w:rPr>
           <w:rFonts w:ascii="Times New Roman" w:hAnsi="Times New Roman" w:eastAsia="Times New Roman" w:cs="Times New Roman"/>
         </w:rPr>
-        <w:t xml:space="preserve"> C</w:t>
-      </w:r>
-      <w:r>
-        <w:rPr>
-          <w:rFonts w:ascii="Times New Roman" w:hAnsi="Times New Roman" w:eastAsia="Times New Roman" w:cs="Times New Roman"/>
-          <w:vertAlign w:val="subscript"/>
-        </w:rPr>
-        <w:t>2</w:t>
-      </w:r>
+        <w:t xml:space="preserve"> </w:t>
+      </w:r>
+      <m:oMath>
+        <m:sSub>
+          <m:e>
+            <m:r>
+              <m:t>C</m:t>
+            </m:r>
+          </m:e>
+          <m:sub>
+            <m:r>
+              <m:t>2</m:t>
+            </m:r>
+          </m:sub>
+        </m:sSub>
+      </m:oMath>
       <w:r>
         <w:rPr>
           <w:rFonts w:ascii="Times New Roman" w:hAnsi="Times New Roman" w:eastAsia="Times New Roman" w:cs="Times New Roman"/>
@@ -11767,15 +12351,22 @@
         <w:rPr>
           <w:rFonts w:hint="eastAsia" w:ascii="Times New Roman" w:hAnsi="Times New Roman" w:eastAsia="Times New Roman" w:cs="Times New Roman"/>
         </w:rPr>
-        <w:t>；2</w:t>
-      </w:r>
-      <w:r>
-        <w:rPr>
-          <w:rFonts w:hint="eastAsia" w:ascii="Times New Roman" w:hAnsi="Times New Roman" w:eastAsia="Times New Roman" w:cs="Times New Roman"/>
-          <w:vertAlign w:val="subscript"/>
-        </w:rPr>
-        <w:t>1</w:t>
-      </w:r>
+        <w:t>；</w:t>
+      </w:r>
+      <m:oMath>
+        <m:sSub>
+          <m:e>
+            <m:r>
+              <m:t>2</m:t>
+            </m:r>
+          </m:e>
+          <m:sub>
+            <m:r>
+              <m:t>1</m:t>
+            </m:r>
+          </m:sub>
+        </m:sSub>
+      </m:oMath>
       <w:r>
         <w:rPr>
           <w:rFonts w:ascii="Times New Roman" w:hAnsi="Times New Roman" w:eastAsia="Times New Roman" w:cs="Times New Roman"/>
@@ -11804,15 +12395,22 @@
         <w:rPr>
           <w:rFonts w:ascii="Times New Roman" w:hAnsi="Times New Roman" w:eastAsia="Times New Roman" w:cs="Times New Roman"/>
         </w:rPr>
-        <w:t xml:space="preserve"> 2</w:t>
-      </w:r>
-      <w:r>
-        <w:rPr>
-          <w:rFonts w:ascii="Times New Roman" w:hAnsi="Times New Roman" w:eastAsia="Times New Roman" w:cs="Times New Roman"/>
-          <w:vertAlign w:val="subscript"/>
-        </w:rPr>
-        <w:t>1</w:t>
-      </w:r>
+        <w:t xml:space="preserve"> </w:t>
+      </w:r>
+      <m:oMath>
+        <m:sSub>
+          <m:e>
+            <m:r>
+              <m:t>2</m:t>
+            </m:r>
+          </m:e>
+          <m:sub>
+            <m:r>
+              <m:t>1</m:t>
+            </m:r>
+          </m:sub>
+        </m:sSub>
+      </m:oMath>
       <w:r>
         <w:rPr>
           <w:rFonts w:ascii="Times New Roman" w:hAnsi="Times New Roman" w:eastAsia="Times New Roman" w:cs="Times New Roman"/>
@@ -11885,7 +12483,7 @@
       </w:r>
     </w:p>
     <w:bookmarkEnd w:id="36"/>
-    <w:bookmarkStart w:id="37" w:name="习题c.21"/>
+    <w:bookmarkStart w:id="37" w:name="原子坐标参数-1"/>
     <w:p>
       <w:pPr>
         <w:pStyle w:val="Heading2"/>
@@ -11902,13 +12500,7 @@
         <w:rPr>
           <w:rFonts w:hint="eastAsia" w:ascii="Times New Roman" w:hAnsi="Times New Roman" w:eastAsia="SimHei" w:cs="Times New Roman"/>
         </w:rPr>
-        <w:t>习题</w:t>
-      </w:r>
-      <w:r>
-        <w:rPr>
-          <w:rFonts w:hint="eastAsia" w:ascii="Times New Roman" w:hAnsi="Times New Roman" w:eastAsia="Times New Roman" w:cs="Times New Roman"/>
-        </w:rPr>
-        <w:t>C.21</w:t>
+        <w:t xml:space="preserve">原子坐标参数</w:t>
       </w:r>
     </w:p>
     <w:p>
@@ -12917,15 +13509,28 @@
         <w:rPr>
           <w:rFonts w:ascii="Times New Roman" w:hAnsi="Times New Roman" w:eastAsia="Times New Roman" w:cs="Times New Roman"/>
         </w:rPr>
-        <w:t xml:space="preserve"> CaF</w:t>
-      </w:r>
-      <w:r>
-        <w:rPr>
-          <w:rFonts w:ascii="Times New Roman" w:hAnsi="Times New Roman" w:eastAsia="Times New Roman" w:cs="Times New Roman"/>
-          <w:vertAlign w:val="subscript"/>
-        </w:rPr>
-        <w:t>2</w:t>
-      </w:r>
+        <w:t xml:space="preserve"> </w:t>
+      </w:r>
+      <m:oMath>
+        <m:r>
+          <m:t>C</m:t>
+        </m:r>
+        <m:r>
+          <m:t>a</m:t>
+        </m:r>
+        <m:sSub>
+          <m:e>
+            <m:r>
+              <m:t>F</m:t>
+            </m:r>
+          </m:e>
+          <m:sub>
+            <m:r>
+              <m:t>2</m:t>
+            </m:r>
+          </m:sub>
+        </m:sSub>
+      </m:oMath>
       <w:r>
         <w:rPr>
           <w:rFonts w:ascii="Times New Roman" w:hAnsi="Times New Roman" w:eastAsia="Times New Roman" w:cs="Times New Roman"/>
@@ -13692,7 +14297,7 @@
       </w:r>
     </w:p>
     <w:bookmarkEnd w:id="37"/>
-    <w:bookmarkStart w:id="38" w:name="习题c.22"/>
+    <w:bookmarkStart w:id="38" w:name="nias型结构"/>
     <w:p>
       <w:pPr>
         <w:pStyle w:val="Heading2"/>
@@ -13707,15 +14312,15 @@
       </w:r>
       <w:r>
         <w:rPr>
+          <w:rFonts w:hint="eastAsia" w:ascii="Times New Roman" w:hAnsi="Times New Roman" w:eastAsia="Times New Roman" w:cs="Times New Roman"/>
+        </w:rPr>
+        <w:t>NiAs</w:t>
+      </w:r>
+      <w:r>
+        <w:rPr>
           <w:rFonts w:hint="eastAsia" w:ascii="Times New Roman" w:hAnsi="Times New Roman" w:eastAsia="SimHei" w:cs="Times New Roman"/>
         </w:rPr>
-        <w:t>习题</w:t>
-      </w:r>
-      <w:r>
-        <w:rPr>
-          <w:rFonts w:hint="eastAsia" w:ascii="Times New Roman" w:hAnsi="Times New Roman" w:eastAsia="Times New Roman" w:cs="Times New Roman"/>
-        </w:rPr>
-        <w:t>C.22</w:t>
+        <w:t>型结构</w:t>
       </w:r>
     </w:p>
     <w:p>
@@ -14390,15 +14995,31 @@
         <w:rPr>
           <w:rFonts w:ascii="Times New Roman" w:hAnsi="Times New Roman" w:eastAsia="Times New Roman" w:cs="Times New Roman"/>
         </w:rPr>
-        <w:t xml:space="preserve"> CoTe</w:t>
-      </w:r>
-      <w:r>
-        <w:rPr>
-          <w:rFonts w:ascii="Times New Roman" w:hAnsi="Times New Roman" w:eastAsia="Times New Roman" w:cs="Times New Roman"/>
-          <w:vertAlign w:val="subscript"/>
-        </w:rPr>
-        <w:t>2</w:t>
-      </w:r>
+        <w:t xml:space="preserve"> </w:t>
+      </w:r>
+      <m:oMath>
+        <m:r>
+          <m:t>C</m:t>
+        </m:r>
+        <m:r>
+          <m:t>o</m:t>
+        </m:r>
+        <m:r>
+          <m:t>T</m:t>
+        </m:r>
+        <m:sSub>
+          <m:e>
+            <m:r>
+              <m:t>e</m:t>
+            </m:r>
+          </m:e>
+          <m:sub>
+            <m:r>
+              <m:t>2</m:t>
+            </m:r>
+          </m:sub>
+        </m:sSub>
+      </m:oMath>
       <w:r>
         <w:rPr>
           <w:rFonts w:ascii="Times New Roman" w:hAnsi="Times New Roman" w:eastAsia="Times New Roman" w:cs="Times New Roman"/>
@@ -14675,7 +15296,7 @@
       </w:r>
     </w:p>
     <w:bookmarkEnd w:id="38"/>
-    <w:bookmarkStart w:id="39" w:name="习题c.23"/>
+    <w:bookmarkStart w:id="39" w:name="钙钛矿"/>
     <w:p>
       <w:pPr>
         <w:pStyle w:val="Heading2"/>
@@ -14692,13 +15313,7 @@
         <w:rPr>
           <w:rFonts w:hint="eastAsia" w:ascii="Times New Roman" w:hAnsi="Times New Roman" w:eastAsia="SimHei" w:cs="Times New Roman"/>
         </w:rPr>
-        <w:t>习题</w:t>
-      </w:r>
-      <w:r>
-        <w:rPr>
-          <w:rFonts w:hint="eastAsia" w:ascii="Times New Roman" w:hAnsi="Times New Roman" w:eastAsia="Times New Roman" w:cs="Times New Roman"/>
-        </w:rPr>
-        <w:t>C.23</w:t>
+        <w:t xml:space="preserve">钙钛矿</w:t>
       </w:r>
     </w:p>
     <w:p>
@@ -17391,7 +18006,7 @@
     <ns0:name ns0:val="Verbatim Char"/>
     <ns0:basedOn ns0:val="BodyTextChar"/>
     <ns0:rPr>
-      <ns0:rFonts ns0:ascii="Times New Roman" ns0:cs="Times New Roman" ns0:eastAsia="FangSong" ns0:hAnsi="Times New Roman"/>
+      <ns0:rFonts ns0:ascii="SimSun" ns0:cs="SimSun" ns0:eastAsia="SimSun" ns0:hAnsi="SimSun"/>
       <ns0:b ns0:val="0"/>
       <ns0:sz ns0:val="20"/>
     </ns0:rPr>
@@ -17445,7 +18060,7 @@
       <w:wordWrap w:val="off"/>
     </w:pPr>
     <ns0:rPr>
-      <w:rFonts ns0:ascii="Times New Roman" ns0:hAnsi="Times New Roman" ns0:eastAsia="FangSong" ns0:cs="Times New Roman"/>
+      <w:rFonts ns0:ascii="SimSun" ns0:hAnsi="SimSun" ns0:eastAsia="SimSun" ns0:cs="SimSun"/>
     </ns0:rPr>
   </w:style>
   <w:style w:type="character" w:customStyle="1" w:styleId="KeywordTok">
